--- a/pr-preview/pr-268/bayesian-examples-handout-tracked-changes.docx
+++ b/pr-preview/pr-268/bayesian-examples-handout-tracked-changes.docx
@@ -26,7 +26,7 @@
       </w:pPr>
       <w:ins w:id="2" w:author="PR Preview" w:date="2026-01-01T00:00:00Z">
         <w:r>
-          <w:t xml:space="preserve">Last modified: 2026-10-16 16:48:14 (PDT)</w:t>
+          <w:t xml:space="preserve">Last modified: 2026-10-16 18:04:33 (PDT)</w:t>
         </w:r>
       </w:ins>
     </w:p>
@@ -1626,12 +1626,16 @@
       <w:pPr>
         <w:pStyle w:val="FirstParagraph"/>
       </w:pPr>
-      <w:r>
-        <w:t xml:space="preserve">For a binary outcome</w:t>
-      </w:r>
-      <w:r>
-        <w:t xml:space="preserve"> </w:t>
-      </w:r>
+      <w:del w:id="3" w:author="PR Preview" w:date="2026-01-01T00:00:00Z">
+        <w:r>
+          <w:delText xml:space="preserve">For a binary outcome</w:delText>
+        </w:r>
+      </w:del>
+      <w:del w:id="4" w:author="PR Preview" w:date="2026-01-01T00:00:00Z">
+        <w:r>
+          <w:delText xml:space="preserve"> </w:delText>
+        </w:r>
+      </w:del>
       <m:oMath>
         <m:sSub>
           <m:e>
@@ -1682,15 +1686,21 @@
           <m:t>)</m:t>
         </m:r>
       </m:oMath>
-      <w:r>
-        <w:t xml:space="preserve"> </w:t>
-      </w:r>
-      <w:r>
-        <w:t xml:space="preserve">with</w:t>
-      </w:r>
-      <w:r>
-        <w:t xml:space="preserve"> </w:t>
-      </w:r>
+      <w:del w:id="5" w:author="PR Preview" w:date="2026-01-01T00:00:00Z">
+        <w:r>
+          <w:delText xml:space="preserve"> </w:delText>
+        </w:r>
+      </w:del>
+      <w:del w:id="6" w:author="PR Preview" w:date="2026-01-01T00:00:00Z">
+        <w:r>
+          <w:delText xml:space="preserve">with</w:delText>
+        </w:r>
+      </w:del>
+      <w:del w:id="7" w:author="PR Preview" w:date="2026-01-01T00:00:00Z">
+        <w:r>
+          <w:delText xml:space="preserve"> </w:delText>
+        </w:r>
+      </w:del>
       <m:oMath>
         <m:r>
           <m:rPr>
@@ -1774,41 +1784,61 @@
           </m:lim>
         </m:limLow>
       </m:oMath>
-      <w:r>
-        <w:t xml:space="preserve">,</w:t>
-      </w:r>
-      <w:r>
-        <w:t xml:space="preserve"> </w:t>
-      </w:r>
-      <w:r>
-        <w:t xml:space="preserve">the</w:t>
-      </w:r>
-      <w:r>
-        <w:t xml:space="preserve"> </w:t>
-      </w:r>
+      <w:del w:id="8" w:author="PR Preview" w:date="2026-01-01T00:00:00Z">
+        <w:r>
+          <w:delText xml:space="preserve">,</w:delText>
+        </w:r>
+      </w:del>
+      <w:del w:id="9" w:author="PR Preview" w:date="2026-01-01T00:00:00Z">
+        <w:r>
+          <w:delText xml:space="preserve"> </w:delText>
+        </w:r>
+      </w:del>
+      <w:del w:id="10" w:author="PR Preview" w:date="2026-01-01T00:00:00Z">
+        <w:r>
+          <w:delText xml:space="preserve">the</w:delText>
+        </w:r>
+      </w:del>
+      <w:del w:id="11" w:author="PR Preview" w:date="2026-01-01T00:00:00Z">
+        <w:r>
+          <w:delText xml:space="preserve"> </w:delText>
+        </w:r>
+      </w:del>
       <w:hyperlink r:id="rId15">
-        <w:r>
-          <w:rPr>
-            <w:rStyle w:val="Hyperlink"/>
-          </w:rPr>
-          <w:t xml:space="preserve">logistic regression</w:t>
-        </w:r>
+        <w:del w:id="12" w:author="PR Preview" w:date="2026-01-01T00:00:00Z">
+          <w:r>
+            <w:rPr>
+              <w:rStyle w:val="Hyperlink"/>
+            </w:rPr>
+            <w:delText xml:space="preserve">logistic regression</w:delText>
+          </w:r>
+        </w:del>
       </w:hyperlink>
-      <w:r>
-        <w:t xml:space="preserve"> </w:t>
-      </w:r>
-      <w:r>
-        <w:t xml:space="preserve">model,</w:t>
-      </w:r>
-      <w:r>
-        <w:t xml:space="preserve"> </w:t>
-      </w:r>
-      <w:r>
-        <w:t xml:space="preserve">a Bayesian analysis places a prior on the coefficient vector</w:t>
-      </w:r>
-      <w:r>
-        <w:t xml:space="preserve"> </w:t>
-      </w:r>
+      <w:del w:id="13" w:author="PR Preview" w:date="2026-01-01T00:00:00Z">
+        <w:r>
+          <w:delText xml:space="preserve"> </w:delText>
+        </w:r>
+      </w:del>
+      <w:del w:id="14" w:author="PR Preview" w:date="2026-01-01T00:00:00Z">
+        <w:r>
+          <w:delText xml:space="preserve">model,</w:delText>
+        </w:r>
+      </w:del>
+      <w:del w:id="15" w:author="PR Preview" w:date="2026-01-01T00:00:00Z">
+        <w:r>
+          <w:delText xml:space="preserve"> </w:delText>
+        </w:r>
+      </w:del>
+      <w:del w:id="16" w:author="PR Preview" w:date="2026-01-01T00:00:00Z">
+        <w:r>
+          <w:delText xml:space="preserve">a Bayesian analysis places a prior on the coefficient vector</w:delText>
+        </w:r>
+      </w:del>
+      <w:del w:id="17" w:author="PR Preview" w:date="2026-01-01T00:00:00Z">
+        <w:r>
+          <w:delText xml:space="preserve"> </w:delText>
+        </w:r>
+      </w:del>
       <m:oMath>
         <m:limLow>
           <m:e>
@@ -1826,15 +1856,21 @@
           </m:lim>
         </m:limLow>
       </m:oMath>
-      <w:r>
-        <w:t xml:space="preserve"> </w:t>
-      </w:r>
-      <w:r>
-        <w:t xml:space="preserve">and samples the posterior</w:t>
-      </w:r>
-      <w:r>
-        <w:t xml:space="preserve"> </w:t>
-      </w:r>
+      <w:del w:id="18" w:author="PR Preview" w:date="2026-01-01T00:00:00Z">
+        <w:r>
+          <w:delText xml:space="preserve"> </w:delText>
+        </w:r>
+      </w:del>
+      <w:del w:id="19" w:author="PR Preview" w:date="2026-01-01T00:00:00Z">
+        <w:r>
+          <w:delText xml:space="preserve">and samples the posterior</w:delText>
+        </w:r>
+      </w:del>
+      <w:del w:id="20" w:author="PR Preview" w:date="2026-01-01T00:00:00Z">
+        <w:r>
+          <w:delText xml:space="preserve"> </w:delText>
+        </w:r>
+      </w:del>
       <m:oMath>
         <m:r>
           <m:rPr>
@@ -1891,30 +1927,46 @@
           <m:t>)</m:t>
         </m:r>
       </m:oMath>
-      <w:r>
-        <w:t xml:space="preserve"> </w:t>
-      </w:r>
-      <w:r>
-        <w:t xml:space="preserve">by MCMC</w:t>
-      </w:r>
-      <w:r>
-        <w:t xml:space="preserve"> </w:t>
-      </w:r>
-      <w:r>
-        <w:t xml:space="preserve">(Dobson and Barnett 2018, chap. 14, p. 318)</w:t>
-      </w:r>
-      <w:r>
-        <w:t xml:space="preserve">.</w:t>
-      </w:r>
-      <w:r>
-        <w:t xml:space="preserve"> </w:t>
-      </w:r>
-      <w:r>
-        <w:t xml:space="preserve">Each</w:t>
-      </w:r>
-      <w:r>
-        <w:t xml:space="preserve"> </w:t>
-      </w:r>
+      <w:del w:id="21" w:author="PR Preview" w:date="2026-01-01T00:00:00Z">
+        <w:r>
+          <w:delText xml:space="preserve"> </w:delText>
+        </w:r>
+      </w:del>
+      <w:del w:id="22" w:author="PR Preview" w:date="2026-01-01T00:00:00Z">
+        <w:r>
+          <w:delText xml:space="preserve">by MCMC</w:delText>
+        </w:r>
+      </w:del>
+      <w:del w:id="23" w:author="PR Preview" w:date="2026-01-01T00:00:00Z">
+        <w:r>
+          <w:delText xml:space="preserve"> </w:delText>
+        </w:r>
+      </w:del>
+      <w:del w:id="24" w:author="PR Preview" w:date="2026-01-01T00:00:00Z">
+        <w:r>
+          <w:delText xml:space="preserve">(Dobson and Barnett 2018, chap. 14, p. 318)</w:delText>
+        </w:r>
+      </w:del>
+      <w:del w:id="25" w:author="PR Preview" w:date="2026-01-01T00:00:00Z">
+        <w:r>
+          <w:delText xml:space="preserve">.</w:delText>
+        </w:r>
+      </w:del>
+      <w:del w:id="26" w:author="PR Preview" w:date="2026-01-01T00:00:00Z">
+        <w:r>
+          <w:delText xml:space="preserve"> </w:delText>
+        </w:r>
+      </w:del>
+      <w:del w:id="27" w:author="PR Preview" w:date="2026-01-01T00:00:00Z">
+        <w:r>
+          <w:delText xml:space="preserve">Each</w:delText>
+        </w:r>
+      </w:del>
+      <w:del w:id="28" w:author="PR Preview" w:date="2026-01-01T00:00:00Z">
+        <w:r>
+          <w:delText xml:space="preserve"> </w:delText>
+        </w:r>
+      </w:del>
       <m:oMath>
         <m:sSub>
           <m:e>
@@ -1938,33 +1990,51 @@
           </m:sub>
         </m:sSub>
       </m:oMath>
-      <w:r>
-        <w:t xml:space="preserve"> </w:t>
-      </w:r>
-      <w:r>
-        <w:t xml:space="preserve">is summarized by the mean and quantiles of its draws.</w:t>
-      </w:r>
-      <w:r>
-        <w:t xml:space="preserve"> </w:t>
-      </w:r>
-      <w:r>
-        <w:t xml:space="preserve">No large-sample Gaussian approximation is needed:</w:t>
-      </w:r>
-      <w:r>
-        <w:t xml:space="preserve"> </w:t>
-      </w:r>
-      <w:r>
-        <w:t xml:space="preserve">a credible interval is read directly from the posterior quantiles,</w:t>
-      </w:r>
-      <w:r>
-        <w:t xml:space="preserve"> </w:t>
-      </w:r>
-      <w:r>
-        <w:t xml:space="preserve">and the posterior of an odds ratio</w:t>
-      </w:r>
-      <w:r>
-        <w:t xml:space="preserve"> </w:t>
-      </w:r>
+      <w:del w:id="29" w:author="PR Preview" w:date="2026-01-01T00:00:00Z">
+        <w:r>
+          <w:delText xml:space="preserve"> </w:delText>
+        </w:r>
+      </w:del>
+      <w:del w:id="30" w:author="PR Preview" w:date="2026-01-01T00:00:00Z">
+        <w:r>
+          <w:delText xml:space="preserve">is summarized by the mean and quantiles of its draws.</w:delText>
+        </w:r>
+      </w:del>
+      <w:del w:id="31" w:author="PR Preview" w:date="2026-01-01T00:00:00Z">
+        <w:r>
+          <w:delText xml:space="preserve"> </w:delText>
+        </w:r>
+      </w:del>
+      <w:del w:id="32" w:author="PR Preview" w:date="2026-01-01T00:00:00Z">
+        <w:r>
+          <w:delText xml:space="preserve">No large-sample Gaussian approximation is needed:</w:delText>
+        </w:r>
+      </w:del>
+      <w:del w:id="33" w:author="PR Preview" w:date="2026-01-01T00:00:00Z">
+        <w:r>
+          <w:delText xml:space="preserve"> </w:delText>
+        </w:r>
+      </w:del>
+      <w:del w:id="34" w:author="PR Preview" w:date="2026-01-01T00:00:00Z">
+        <w:r>
+          <w:delText xml:space="preserve">a credible interval is read directly from the posterior quantiles,</w:delText>
+        </w:r>
+      </w:del>
+      <w:del w:id="35" w:author="PR Preview" w:date="2026-01-01T00:00:00Z">
+        <w:r>
+          <w:delText xml:space="preserve"> </w:delText>
+        </w:r>
+      </w:del>
+      <w:del w:id="36" w:author="PR Preview" w:date="2026-01-01T00:00:00Z">
+        <w:r>
+          <w:delText xml:space="preserve">and the posterior of an odds ratio</w:delText>
+        </w:r>
+      </w:del>
+      <w:del w:id="37" w:author="PR Preview" w:date="2026-01-01T00:00:00Z">
+        <w:r>
+          <w:delText xml:space="preserve"> </w:delText>
+        </w:r>
+      </w:del>
       <m:oMath>
         <m:sSup>
           <m:e>
@@ -1997,18 +2067,26 @@
           </m:sup>
         </m:sSup>
       </m:oMath>
-      <w:r>
-        <w:t xml:space="preserve">,</w:t>
-      </w:r>
-      <w:r>
-        <w:t xml:space="preserve"> </w:t>
-      </w:r>
-      <w:r>
-        <w:t xml:space="preserve">or of any other function of</w:t>
-      </w:r>
-      <w:r>
-        <w:t xml:space="preserve"> </w:t>
-      </w:r>
+      <w:del w:id="38" w:author="PR Preview" w:date="2026-01-01T00:00:00Z">
+        <w:r>
+          <w:delText xml:space="preserve">,</w:delText>
+        </w:r>
+      </w:del>
+      <w:del w:id="39" w:author="PR Preview" w:date="2026-01-01T00:00:00Z">
+        <w:r>
+          <w:delText xml:space="preserve"> </w:delText>
+        </w:r>
+      </w:del>
+      <w:del w:id="40" w:author="PR Preview" w:date="2026-01-01T00:00:00Z">
+        <w:r>
+          <w:delText xml:space="preserve">or of any other function of</w:delText>
+        </w:r>
+      </w:del>
+      <w:del w:id="41" w:author="PR Preview" w:date="2026-01-01T00:00:00Z">
+        <w:r>
+          <w:delText xml:space="preserve"> </w:delText>
+        </w:r>
+      </w:del>
       <m:oMath>
         <m:limLow>
           <m:e>
@@ -2026,40 +2104,440 @@
           </m:lim>
         </m:limLow>
       </m:oMath>
-      <w:r>
-        <w:t xml:space="preserve">,</w:t>
-      </w:r>
-      <w:r>
-        <w:t xml:space="preserve"> </w:t>
-      </w:r>
-      <w:r>
-        <w:t xml:space="preserve">is obtained by transforming the draws.</w:t>
-      </w:r>
-      <w:r>
-        <w:t xml:space="preserve"> </w:t>
-      </w:r>
-      <w:r>
-        <w:t xml:space="preserve">For a video introduction, see Richard McElreath’s lecture</w:t>
-      </w:r>
-      <w:r>
-        <w:t xml:space="preserve"> </w:t>
-      </w:r>
+      <w:del w:id="42" w:author="PR Preview" w:date="2026-01-01T00:00:00Z">
+        <w:r>
+          <w:delText xml:space="preserve">,</w:delText>
+        </w:r>
+      </w:del>
+      <w:del w:id="43" w:author="PR Preview" w:date="2026-01-01T00:00:00Z">
+        <w:r>
+          <w:delText xml:space="preserve"> </w:delText>
+        </w:r>
+      </w:del>
+      <w:del w:id="44" w:author="PR Preview" w:date="2026-01-01T00:00:00Z">
+        <w:r>
+          <w:delText xml:space="preserve">is obtained by transforming the draws.</w:delText>
+        </w:r>
+      </w:del>
+      <w:del w:id="45" w:author="PR Preview" w:date="2026-01-01T00:00:00Z">
+        <w:r>
+          <w:delText xml:space="preserve"> </w:delText>
+        </w:r>
+      </w:del>
+      <w:del w:id="46" w:author="PR Preview" w:date="2026-01-01T00:00:00Z">
+        <w:r>
+          <w:delText xml:space="preserve">For a video introduction, see Richard McElreath’s lecture</w:delText>
+        </w:r>
+      </w:del>
+      <w:del w:id="47" w:author="PR Preview" w:date="2026-01-01T00:00:00Z">
+        <w:r>
+          <w:delText xml:space="preserve"> </w:delText>
+        </w:r>
+      </w:del>
       <w:hyperlink r:id="rId16">
-        <w:r>
-          <w:rPr>
-            <w:rStyle w:val="Hyperlink"/>
-            <w:i/>
-            <w:iCs/>
-          </w:rPr>
-          <w:t xml:space="preserve">Modeling Events</w:t>
-        </w:r>
+        <w:del w:id="48" w:author="PR Preview" w:date="2026-01-01T00:00:00Z">
+          <w:r>
+            <w:rPr>
+              <w:rStyle w:val="Hyperlink"/>
+              <w:i/>
+              <w:iCs/>
+            </w:rPr>
+            <w:delText xml:space="preserve">Modeling Events</w:delText>
+          </w:r>
+        </w:del>
       </w:hyperlink>
-      <w:r>
-        <w:t xml:space="preserve"> </w:t>
-      </w:r>
-      <w:r>
-        <w:t xml:space="preserve">(Statistical Rethinking 2026, Lecture A09).</w:t>
-      </w:r>
+      <w:del w:id="49" w:author="PR Preview" w:date="2026-01-01T00:00:00Z">
+        <w:r>
+          <w:delText xml:space="preserve"> </w:delText>
+        </w:r>
+      </w:del>
+      <w:del w:id="50" w:author="PR Preview" w:date="2026-01-01T00:00:00Z">
+        <w:r>
+          <w:delText xml:space="preserve">(Statistical Rethinking 2026, Lecture A09).</w:delText>
+        </w:r>
+      </w:del>
+    </w:p>
+    <w:p>
+      <w:pPr>
+        <w:pStyle w:val="FirstParagraph"/>
+      </w:pPr>
+      <w:ins w:id="51" w:author="PR Preview" w:date="2026-01-01T00:00:00Z">
+        <w:r>
+          <w:t xml:space="preserve">For a binary outcome</w:t>
+        </w:r>
+      </w:ins>
+      <w:ins w:id="52" w:author="PR Preview" w:date="2026-01-01T00:00:00Z">
+        <w:r>
+          <w:t xml:space="preserve"> </w:t>
+        </w:r>
+      </w:ins>
+      <m:oMath>
+        <m:sSub>
+          <m:e>
+            <m:r>
+              <m:t>Y</m:t>
+            </m:r>
+          </m:e>
+          <m:sub>
+            <m:r>
+              <m:t>i</m:t>
+            </m:r>
+          </m:sub>
+        </m:sSub>
+        <m:r>
+          <m:rPr>
+            <m:sty m:val="p"/>
+          </m:rPr>
+          <m:t>∼</m:t>
+        </m:r>
+        <m:r>
+          <m:rPr>
+            <m:sty m:val="p"/>
+          </m:rPr>
+          <m:t>Bernoulli</m:t>
+        </m:r>
+        <m:r>
+          <m:rPr>
+            <m:sty m:val="p"/>
+          </m:rPr>
+          <m:t>(</m:t>
+        </m:r>
+        <m:sSub>
+          <m:e>
+            <m:r>
+              <m:t>π</m:t>
+            </m:r>
+          </m:e>
+          <m:sub>
+            <m:r>
+              <m:t>i</m:t>
+            </m:r>
+          </m:sub>
+        </m:sSub>
+        <m:r>
+          <m:rPr>
+            <m:sty m:val="p"/>
+          </m:rPr>
+          <m:t>)</m:t>
+        </m:r>
+      </m:oMath>
+      <w:ins w:id="53" w:author="PR Preview" w:date="2026-01-01T00:00:00Z">
+        <w:r>
+          <w:t xml:space="preserve"> </w:t>
+        </w:r>
+      </w:ins>
+      <w:ins w:id="54" w:author="PR Preview" w:date="2026-01-01T00:00:00Z">
+        <w:r>
+          <w:t xml:space="preserve">with</w:t>
+        </w:r>
+      </w:ins>
+      <w:ins w:id="55" w:author="PR Preview" w:date="2026-01-01T00:00:00Z">
+        <w:r>
+          <w:t xml:space="preserve"> </w:t>
+        </w:r>
+      </w:ins>
+      <w:ins w:id="56" w:author="PR Preview" w:date="2026-01-01T00:00:00Z">
+        <w:r>
+          <w:t xml:space="preserve">$\operatorname{logit}(\pi_i) = \mathord{\smash[b]{\underset{\raise.3ex\hbox{$\scriptstyle\sim$}}{x}}\vphantom{x}}_i \cdot \mathord{\smash[b]{\underset{\raise.3ex\hbox{$\scriptstyle\sim$}}{\beta}}\vphantom{\beta}}$</w:t>
+        </w:r>
+      </w:ins>
+      <w:ins w:id="57" w:author="PR Preview" w:date="2026-01-01T00:00:00Z">
+        <w:r>
+          <w:t xml:space="preserve">,</w:t>
+        </w:r>
+      </w:ins>
+      <w:ins w:id="58" w:author="PR Preview" w:date="2026-01-01T00:00:00Z">
+        <w:r>
+          <w:t xml:space="preserve"> </w:t>
+        </w:r>
+      </w:ins>
+      <w:ins w:id="59" w:author="PR Preview" w:date="2026-01-01T00:00:00Z">
+        <w:r>
+          <w:t xml:space="preserve">the</w:t>
+        </w:r>
+      </w:ins>
+      <w:ins w:id="60" w:author="PR Preview" w:date="2026-01-01T00:00:00Z">
+        <w:r>
+          <w:t xml:space="preserve"> </w:t>
+        </w:r>
+      </w:ins>
+      <w:hyperlink r:id="rId15">
+        <w:ins w:id="61" w:author="PR Preview" w:date="2026-01-01T00:00:00Z">
+          <w:r>
+            <w:rPr>
+              <w:rStyle w:val="Hyperlink"/>
+            </w:rPr>
+            <w:t xml:space="preserve">logistic regression</w:t>
+          </w:r>
+        </w:ins>
+      </w:hyperlink>
+      <w:ins w:id="62" w:author="PR Preview" w:date="2026-01-01T00:00:00Z">
+        <w:r>
+          <w:t xml:space="preserve"> </w:t>
+        </w:r>
+      </w:ins>
+      <w:ins w:id="63" w:author="PR Preview" w:date="2026-01-01T00:00:00Z">
+        <w:r>
+          <w:t xml:space="preserve">model,</w:t>
+        </w:r>
+      </w:ins>
+      <w:ins w:id="64" w:author="PR Preview" w:date="2026-01-01T00:00:00Z">
+        <w:r>
+          <w:t xml:space="preserve"> </w:t>
+        </w:r>
+      </w:ins>
+      <w:ins w:id="65" w:author="PR Preview" w:date="2026-01-01T00:00:00Z">
+        <w:r>
+          <w:t xml:space="preserve">a Bayesian analysis places a prior on the coefficient vector</w:t>
+        </w:r>
+      </w:ins>
+      <w:ins w:id="66" w:author="PR Preview" w:date="2026-01-01T00:00:00Z">
+        <w:r>
+          <w:t xml:space="preserve"> </w:t>
+        </w:r>
+      </w:ins>
+      <w:ins w:id="67" w:author="PR Preview" w:date="2026-01-01T00:00:00Z">
+        <w:r>
+          <w:t xml:space="preserve">$\mathord{\smash[b]{\underset{\raise.3ex\hbox{$\scriptstyle\sim$}}{\beta}}\vphantom{\beta}}$</w:t>
+        </w:r>
+      </w:ins>
+      <w:ins w:id="68" w:author="PR Preview" w:date="2026-01-01T00:00:00Z">
+        <w:r>
+          <w:t xml:space="preserve"> </w:t>
+        </w:r>
+      </w:ins>
+      <w:ins w:id="69" w:author="PR Preview" w:date="2026-01-01T00:00:00Z">
+        <w:r>
+          <w:t xml:space="preserve">and samples the posterior</w:t>
+        </w:r>
+      </w:ins>
+      <w:ins w:id="70" w:author="PR Preview" w:date="2026-01-01T00:00:00Z">
+        <w:r>
+          <w:t xml:space="preserve"> </w:t>
+        </w:r>
+      </w:ins>
+      <w:ins w:id="71" w:author="PR Preview" w:date="2026-01-01T00:00:00Z">
+        <w:r>
+          <w:t xml:space="preserve">$\operatorname{p}(\mathord{\smash[b]{\underset{\raise.3ex\hbox{$\scriptstyle\sim$}}{\beta}}\vphantom{\beta}}\mid \mathord{\smash[b]{\underset{\raise.3ex\hbox{$\scriptstyle\sim$}}{y}}\vphantom{y}})$</w:t>
+        </w:r>
+      </w:ins>
+      <w:ins w:id="72" w:author="PR Preview" w:date="2026-01-01T00:00:00Z">
+        <w:r>
+          <w:t xml:space="preserve"> </w:t>
+        </w:r>
+      </w:ins>
+      <w:ins w:id="73" w:author="PR Preview" w:date="2026-01-01T00:00:00Z">
+        <w:r>
+          <w:t xml:space="preserve">by MCMC</w:t>
+        </w:r>
+      </w:ins>
+      <w:ins w:id="74" w:author="PR Preview" w:date="2026-01-01T00:00:00Z">
+        <w:r>
+          <w:t xml:space="preserve"> </w:t>
+        </w:r>
+      </w:ins>
+      <w:ins w:id="75" w:author="PR Preview" w:date="2026-01-01T00:00:00Z">
+        <w:r>
+          <w:t xml:space="preserve">(Dobson and Barnett 2018, chap. 14, p. 318)</w:t>
+        </w:r>
+      </w:ins>
+      <w:ins w:id="76" w:author="PR Preview" w:date="2026-01-01T00:00:00Z">
+        <w:r>
+          <w:t xml:space="preserve">.</w:t>
+        </w:r>
+      </w:ins>
+      <w:ins w:id="77" w:author="PR Preview" w:date="2026-01-01T00:00:00Z">
+        <w:r>
+          <w:t xml:space="preserve"> </w:t>
+        </w:r>
+      </w:ins>
+      <w:ins w:id="78" w:author="PR Preview" w:date="2026-01-01T00:00:00Z">
+        <w:r>
+          <w:t xml:space="preserve">Each</w:t>
+        </w:r>
+      </w:ins>
+      <w:ins w:id="79" w:author="PR Preview" w:date="2026-01-01T00:00:00Z">
+        <w:r>
+          <w:t xml:space="preserve"> </w:t>
+        </w:r>
+      </w:ins>
+      <m:oMath>
+        <m:sSub>
+          <m:e>
+            <m:r>
+              <m:t>β</m:t>
+            </m:r>
+          </m:e>
+          <m:sub>
+            <m:sSub>
+              <m:e>
+                <m:r>
+                  <m:t>x</m:t>
+                </m:r>
+              </m:e>
+              <m:sub>
+                <m:r>
+                  <m:t>j</m:t>
+                </m:r>
+              </m:sub>
+            </m:sSub>
+          </m:sub>
+        </m:sSub>
+      </m:oMath>
+      <w:ins w:id="80" w:author="PR Preview" w:date="2026-01-01T00:00:00Z">
+        <w:r>
+          <w:t xml:space="preserve"> </w:t>
+        </w:r>
+      </w:ins>
+      <w:ins w:id="81" w:author="PR Preview" w:date="2026-01-01T00:00:00Z">
+        <w:r>
+          <w:t xml:space="preserve">is summarized by the mean and quantiles of its draws.</w:t>
+        </w:r>
+      </w:ins>
+      <w:ins w:id="82" w:author="PR Preview" w:date="2026-01-01T00:00:00Z">
+        <w:r>
+          <w:t xml:space="preserve"> </w:t>
+        </w:r>
+      </w:ins>
+      <w:ins w:id="83" w:author="PR Preview" w:date="2026-01-01T00:00:00Z">
+        <w:r>
+          <w:t xml:space="preserve">No large-sample Gaussian approximation is needed:</w:t>
+        </w:r>
+      </w:ins>
+      <w:ins w:id="84" w:author="PR Preview" w:date="2026-01-01T00:00:00Z">
+        <w:r>
+          <w:t xml:space="preserve"> </w:t>
+        </w:r>
+      </w:ins>
+      <w:ins w:id="85" w:author="PR Preview" w:date="2026-01-01T00:00:00Z">
+        <w:r>
+          <w:t xml:space="preserve">a credible interval is read directly from the posterior quantiles,</w:t>
+        </w:r>
+      </w:ins>
+      <w:ins w:id="86" w:author="PR Preview" w:date="2026-01-01T00:00:00Z">
+        <w:r>
+          <w:t xml:space="preserve"> </w:t>
+        </w:r>
+      </w:ins>
+      <w:ins w:id="87" w:author="PR Preview" w:date="2026-01-01T00:00:00Z">
+        <w:r>
+          <w:t xml:space="preserve">and the posterior of an odds ratio</w:t>
+        </w:r>
+      </w:ins>
+      <w:ins w:id="88" w:author="PR Preview" w:date="2026-01-01T00:00:00Z">
+        <w:r>
+          <w:t xml:space="preserve"> </w:t>
+        </w:r>
+      </w:ins>
+      <m:oMath>
+        <m:sSup>
+          <m:e>
+            <m:r>
+              <m:t>e</m:t>
+            </m:r>
+          </m:e>
+          <m:sup>
+            <m:sSub>
+              <m:e>
+                <m:r>
+                  <m:t>β</m:t>
+                </m:r>
+              </m:e>
+              <m:sub>
+                <m:sSub>
+                  <m:e>
+                    <m:r>
+                      <m:t>x</m:t>
+                    </m:r>
+                  </m:e>
+                  <m:sub>
+                    <m:r>
+                      <m:t>j</m:t>
+                    </m:r>
+                  </m:sub>
+                </m:sSub>
+              </m:sub>
+            </m:sSub>
+          </m:sup>
+        </m:sSup>
+      </m:oMath>
+      <w:ins w:id="89" w:author="PR Preview" w:date="2026-01-01T00:00:00Z">
+        <w:r>
+          <w:t xml:space="preserve">,</w:t>
+        </w:r>
+      </w:ins>
+      <w:ins w:id="90" w:author="PR Preview" w:date="2026-01-01T00:00:00Z">
+        <w:r>
+          <w:t xml:space="preserve"> </w:t>
+        </w:r>
+      </w:ins>
+      <w:ins w:id="91" w:author="PR Preview" w:date="2026-01-01T00:00:00Z">
+        <w:r>
+          <w:t xml:space="preserve">or of any other function of</w:t>
+        </w:r>
+      </w:ins>
+      <w:ins w:id="92" w:author="PR Preview" w:date="2026-01-01T00:00:00Z">
+        <w:r>
+          <w:t xml:space="preserve"> </w:t>
+        </w:r>
+      </w:ins>
+      <w:ins w:id="93" w:author="PR Preview" w:date="2026-01-01T00:00:00Z">
+        <w:r>
+          <w:t xml:space="preserve">$\mathord{\smash[b]{\underset{\raise.3ex\hbox{$\scriptstyle\sim$}}{\beta}}\vphantom{\beta}}$</w:t>
+        </w:r>
+      </w:ins>
+      <w:ins w:id="94" w:author="PR Preview" w:date="2026-01-01T00:00:00Z">
+        <w:r>
+          <w:t xml:space="preserve">,</w:t>
+        </w:r>
+      </w:ins>
+      <w:ins w:id="95" w:author="PR Preview" w:date="2026-01-01T00:00:00Z">
+        <w:r>
+          <w:t xml:space="preserve"> </w:t>
+        </w:r>
+      </w:ins>
+      <w:ins w:id="96" w:author="PR Preview" w:date="2026-01-01T00:00:00Z">
+        <w:r>
+          <w:t xml:space="preserve">is obtained by transforming the draws.</w:t>
+        </w:r>
+      </w:ins>
+      <w:ins w:id="97" w:author="PR Preview" w:date="2026-01-01T00:00:00Z">
+        <w:r>
+          <w:t xml:space="preserve"> </w:t>
+        </w:r>
+      </w:ins>
+      <w:ins w:id="98" w:author="PR Preview" w:date="2026-01-01T00:00:00Z">
+        <w:r>
+          <w:t xml:space="preserve">For a video introduction, see Richard McElreath’s lecture</w:t>
+        </w:r>
+      </w:ins>
+      <w:ins w:id="99" w:author="PR Preview" w:date="2026-01-01T00:00:00Z">
+        <w:r>
+          <w:t xml:space="preserve"> </w:t>
+        </w:r>
+      </w:ins>
+      <w:hyperlink r:id="rId16">
+        <w:ins w:id="100" w:author="PR Preview" w:date="2026-01-01T00:00:00Z">
+          <w:r>
+            <w:rPr>
+              <w:rStyle w:val="Hyperlink"/>
+              <w:i/>
+              <w:iCs/>
+            </w:rPr>
+            <w:t xml:space="preserve">Modeling Events</w:t>
+          </w:r>
+        </w:ins>
+      </w:hyperlink>
+      <w:ins w:id="101" w:author="PR Preview" w:date="2026-01-01T00:00:00Z">
+        <w:r>
+          <w:t xml:space="preserve"> </w:t>
+        </w:r>
+      </w:ins>
+      <w:ins w:id="102" w:author="PR Preview" w:date="2026-01-01T00:00:00Z">
+        <w:r>
+          <w:t xml:space="preserve">(Statistical Rethinking 2026, Lecture A09).</w:t>
+        </w:r>
+      </w:ins>
     </w:p>
     <w:bookmarkStart w:id="18" w:name="exm-bayes-logistic"/>
     <w:p>
@@ -10486,22 +10964,30 @@
       <w:pPr>
         <w:pStyle w:val="BodyText"/>
       </w:pPr>
-      <w:r>
-        <w:rPr>
-          <w:b/>
-          <w:bCs/>
-        </w:rPr>
-        <w:t xml:space="preserve">Definition 1 (Posterior model probability)</w:t>
-      </w:r>
-      <w:r>
-        <w:t xml:space="preserve"> </w:t>
-      </w:r>
-      <w:r>
-        <w:t xml:space="preserve">Let</w:t>
-      </w:r>
-      <w:r>
-        <w:t xml:space="preserve"> </w:t>
-      </w:r>
+      <w:del w:id="103" w:author="PR Preview" w:date="2026-01-01T00:00:00Z">
+        <w:r>
+          <w:rPr>
+            <w:b/>
+            <w:bCs/>
+          </w:rPr>
+          <w:delText xml:space="preserve">Definition 1 (Posterior model probability)</w:delText>
+        </w:r>
+      </w:del>
+      <w:del w:id="104" w:author="PR Preview" w:date="2026-01-01T00:00:00Z">
+        <w:r>
+          <w:delText xml:space="preserve"> </w:delText>
+        </w:r>
+      </w:del>
+      <w:del w:id="105" w:author="PR Preview" w:date="2026-01-01T00:00:00Z">
+        <w:r>
+          <w:delText xml:space="preserve">Let</w:delText>
+        </w:r>
+      </w:del>
+      <w:del w:id="106" w:author="PR Preview" w:date="2026-01-01T00:00:00Z">
+        <w:r>
+          <w:delText xml:space="preserve"> </w:delText>
+        </w:r>
+      </w:del>
       <m:oMath>
         <m:sSub>
           <m:e>
@@ -10546,21 +11032,31 @@
           </m:sub>
         </m:sSub>
       </m:oMath>
-      <w:r>
-        <w:t xml:space="preserve"> </w:t>
-      </w:r>
-      <w:r>
-        <w:t xml:space="preserve">be candidate models</w:t>
-      </w:r>
-      <w:r>
-        <w:t xml:space="preserve"> </w:t>
-      </w:r>
-      <w:r>
-        <w:t xml:space="preserve">with prior probabilities</w:t>
-      </w:r>
-      <w:r>
-        <w:t xml:space="preserve"> </w:t>
-      </w:r>
+      <w:del w:id="107" w:author="PR Preview" w:date="2026-01-01T00:00:00Z">
+        <w:r>
+          <w:delText xml:space="preserve"> </w:delText>
+        </w:r>
+      </w:del>
+      <w:del w:id="108" w:author="PR Preview" w:date="2026-01-01T00:00:00Z">
+        <w:r>
+          <w:delText xml:space="preserve">be candidate models</w:delText>
+        </w:r>
+      </w:del>
+      <w:del w:id="109" w:author="PR Preview" w:date="2026-01-01T00:00:00Z">
+        <w:r>
+          <w:delText xml:space="preserve"> </w:delText>
+        </w:r>
+      </w:del>
+      <w:del w:id="110" w:author="PR Preview" w:date="2026-01-01T00:00:00Z">
+        <w:r>
+          <w:delText xml:space="preserve">with prior probabilities</w:delText>
+        </w:r>
+      </w:del>
+      <w:del w:id="111" w:author="PR Preview" w:date="2026-01-01T00:00:00Z">
+        <w:r>
+          <w:delText xml:space="preserve"> </w:delText>
+        </w:r>
+      </w:del>
       <m:oMath>
         <m:r>
           <m:rPr>
@@ -10593,21 +11089,31 @@
           <m:t>)</m:t>
         </m:r>
       </m:oMath>
-      <w:r>
-        <w:t xml:space="preserve"> </w:t>
-      </w:r>
-      <w:r>
-        <w:t xml:space="preserve">summing to 1,</w:t>
-      </w:r>
-      <w:r>
-        <w:t xml:space="preserve"> </w:t>
-      </w:r>
-      <w:r>
-        <w:t xml:space="preserve">and let</w:t>
-      </w:r>
-      <w:r>
-        <w:t xml:space="preserve"> </w:t>
-      </w:r>
+      <w:del w:id="112" w:author="PR Preview" w:date="2026-01-01T00:00:00Z">
+        <w:r>
+          <w:delText xml:space="preserve"> </w:delText>
+        </w:r>
+      </w:del>
+      <w:del w:id="113" w:author="PR Preview" w:date="2026-01-01T00:00:00Z">
+        <w:r>
+          <w:delText xml:space="preserve">summing to 1,</w:delText>
+        </w:r>
+      </w:del>
+      <w:del w:id="114" w:author="PR Preview" w:date="2026-01-01T00:00:00Z">
+        <w:r>
+          <w:delText xml:space="preserve"> </w:delText>
+        </w:r>
+      </w:del>
+      <w:del w:id="115" w:author="PR Preview" w:date="2026-01-01T00:00:00Z">
+        <w:r>
+          <w:delText xml:space="preserve">and let</w:delText>
+        </w:r>
+      </w:del>
+      <w:del w:id="116" w:author="PR Preview" w:date="2026-01-01T00:00:00Z">
+        <w:r>
+          <w:delText xml:space="preserve"> </w:delText>
+        </w:r>
+      </w:del>
       <m:oMath>
         <m:r>
           <m:rPr>
@@ -10661,32 +11167,46 @@
           <m:t>)</m:t>
         </m:r>
       </m:oMath>
-      <w:r>
-        <w:t xml:space="preserve"> </w:t>
-      </w:r>
-      <w:r>
-        <w:t xml:space="preserve">be the</w:t>
-      </w:r>
-      <w:r>
-        <w:t xml:space="preserve"> </w:t>
-      </w:r>
+      <w:del w:id="117" w:author="PR Preview" w:date="2026-01-01T00:00:00Z">
+        <w:r>
+          <w:delText xml:space="preserve"> </w:delText>
+        </w:r>
+      </w:del>
+      <w:del w:id="118" w:author="PR Preview" w:date="2026-01-01T00:00:00Z">
+        <w:r>
+          <w:delText xml:space="preserve">be the</w:delText>
+        </w:r>
+      </w:del>
+      <w:del w:id="119" w:author="PR Preview" w:date="2026-01-01T00:00:00Z">
+        <w:r>
+          <w:delText xml:space="preserve"> </w:delText>
+        </w:r>
+      </w:del>
       <w:hyperlink r:id="rId31">
-        <w:r>
-          <w:rPr>
-            <w:rStyle w:val="Hyperlink"/>
-          </w:rPr>
-          <w:t xml:space="preserve">marginal likelihood</w:t>
-        </w:r>
+        <w:del w:id="120" w:author="PR Preview" w:date="2026-01-01T00:00:00Z">
+          <w:r>
+            <w:rPr>
+              <w:rStyle w:val="Hyperlink"/>
+            </w:rPr>
+            <w:delText xml:space="preserve">marginal likelihood</w:delText>
+          </w:r>
+        </w:del>
       </w:hyperlink>
-      <w:r>
-        <w:t xml:space="preserve"> </w:t>
-      </w:r>
-      <w:r>
-        <w:t xml:space="preserve">of the data under model</w:t>
-      </w:r>
-      <w:r>
-        <w:t xml:space="preserve"> </w:t>
-      </w:r>
+      <w:del w:id="121" w:author="PR Preview" w:date="2026-01-01T00:00:00Z">
+        <w:r>
+          <w:delText xml:space="preserve"> </w:delText>
+        </w:r>
+      </w:del>
+      <w:del w:id="122" w:author="PR Preview" w:date="2026-01-01T00:00:00Z">
+        <w:r>
+          <w:delText xml:space="preserve">of the data under model</w:delText>
+        </w:r>
+      </w:del>
+      <w:del w:id="123" w:author="PR Preview" w:date="2026-01-01T00:00:00Z">
+        <w:r>
+          <w:delText xml:space="preserve"> </w:delText>
+        </w:r>
+      </w:del>
       <m:oMath>
         <m:sSub>
           <m:e>
@@ -10701,34 +11221,50 @@
           </m:sub>
         </m:sSub>
       </m:oMath>
-      <w:r>
-        <w:t xml:space="preserve">.</w:t>
-      </w:r>
-      <w:r>
-        <w:t xml:space="preserve"> </w:t>
-      </w:r>
-      <w:r>
-        <w:t xml:space="preserve">The</w:t>
-      </w:r>
-      <w:r>
-        <w:t xml:space="preserve"> </w:t>
-      </w:r>
-      <w:r>
-        <w:rPr>
-          <w:b/>
-          <w:bCs/>
-        </w:rPr>
-        <w:t xml:space="preserve">posterior model probability</w:t>
-      </w:r>
-      <w:r>
-        <w:t xml:space="preserve"> </w:t>
-      </w:r>
-      <w:r>
-        <w:t xml:space="preserve">of</w:t>
-      </w:r>
-      <w:r>
-        <w:t xml:space="preserve"> </w:t>
-      </w:r>
+      <w:del w:id="124" w:author="PR Preview" w:date="2026-01-01T00:00:00Z">
+        <w:r>
+          <w:delText xml:space="preserve">.</w:delText>
+        </w:r>
+      </w:del>
+      <w:del w:id="125" w:author="PR Preview" w:date="2026-01-01T00:00:00Z">
+        <w:r>
+          <w:delText xml:space="preserve"> </w:delText>
+        </w:r>
+      </w:del>
+      <w:del w:id="126" w:author="PR Preview" w:date="2026-01-01T00:00:00Z">
+        <w:r>
+          <w:delText xml:space="preserve">The</w:delText>
+        </w:r>
+      </w:del>
+      <w:del w:id="127" w:author="PR Preview" w:date="2026-01-01T00:00:00Z">
+        <w:r>
+          <w:delText xml:space="preserve"> </w:delText>
+        </w:r>
+      </w:del>
+      <w:del w:id="128" w:author="PR Preview" w:date="2026-01-01T00:00:00Z">
+        <w:r>
+          <w:rPr>
+            <w:b/>
+            <w:bCs/>
+          </w:rPr>
+          <w:delText xml:space="preserve">posterior model probability</w:delText>
+        </w:r>
+      </w:del>
+      <w:del w:id="129" w:author="PR Preview" w:date="2026-01-01T00:00:00Z">
+        <w:r>
+          <w:delText xml:space="preserve"> </w:delText>
+        </w:r>
+      </w:del>
+      <w:del w:id="130" w:author="PR Preview" w:date="2026-01-01T00:00:00Z">
+        <w:r>
+          <w:delText xml:space="preserve">of</w:delText>
+        </w:r>
+      </w:del>
+      <w:del w:id="131" w:author="PR Preview" w:date="2026-01-01T00:00:00Z">
+        <w:r>
+          <w:delText xml:space="preserve"> </w:delText>
+        </w:r>
+      </w:del>
       <m:oMath>
         <m:sSub>
           <m:e>
@@ -10743,12 +11279,16 @@
           </m:sub>
         </m:sSub>
       </m:oMath>
-      <w:r>
-        <w:t xml:space="preserve"> </w:t>
-      </w:r>
-      <w:r>
-        <w:t xml:space="preserve">is</w:t>
-      </w:r>
+      <w:del w:id="132" w:author="PR Preview" w:date="2026-01-01T00:00:00Z">
+        <w:r>
+          <w:delText xml:space="preserve"> </w:delText>
+        </w:r>
+      </w:del>
+      <w:del w:id="133" w:author="PR Preview" w:date="2026-01-01T00:00:00Z">
+        <w:r>
+          <w:delText xml:space="preserve">is</w:delText>
+        </w:r>
+      </w:del>
     </w:p>
     <w:p>
       <w:pPr>
@@ -11044,6 +11584,301 @@
         </m:oMath>
       </m:oMathPara>
     </w:p>
+    <w:p>
+      <w:pPr>
+        <w:pStyle w:val="BodyText"/>
+      </w:pPr>
+      <w:ins w:id="134" w:author="PR Preview" w:date="2026-01-01T00:00:00Z">
+        <w:r>
+          <w:rPr>
+            <w:b/>
+            <w:bCs/>
+          </w:rPr>
+          <w:t xml:space="preserve">Definition 1 (Posterior model probability)</w:t>
+        </w:r>
+      </w:ins>
+      <w:ins w:id="135" w:author="PR Preview" w:date="2026-01-01T00:00:00Z">
+        <w:r>
+          <w:t xml:space="preserve"> </w:t>
+        </w:r>
+      </w:ins>
+      <w:ins w:id="136" w:author="PR Preview" w:date="2026-01-01T00:00:00Z">
+        <w:r>
+          <w:t xml:space="preserve">Let</w:t>
+        </w:r>
+      </w:ins>
+      <w:ins w:id="137" w:author="PR Preview" w:date="2026-01-01T00:00:00Z">
+        <w:r>
+          <w:t xml:space="preserve"> </w:t>
+        </w:r>
+      </w:ins>
+      <m:oMath>
+        <m:sSub>
+          <m:e>
+            <m:r>
+              <m:t>M</m:t>
+            </m:r>
+          </m:e>
+          <m:sub>
+            <m:r>
+              <m:t>1</m:t>
+            </m:r>
+          </m:sub>
+        </m:sSub>
+        <m:r>
+          <m:rPr>
+            <m:sty m:val="p"/>
+          </m:rPr>
+          <m:t>,</m:t>
+        </m:r>
+        <m:r>
+          <m:rPr>
+            <m:sty m:val="p"/>
+          </m:rPr>
+          <m:t>…</m:t>
+        </m:r>
+        <m:r>
+          <m:rPr>
+            <m:sty m:val="p"/>
+          </m:rPr>
+          <m:t>,</m:t>
+        </m:r>
+        <m:sSub>
+          <m:e>
+            <m:r>
+              <m:t>M</m:t>
+            </m:r>
+          </m:e>
+          <m:sub>
+            <m:r>
+              <m:t>K</m:t>
+            </m:r>
+          </m:sub>
+        </m:sSub>
+      </m:oMath>
+      <w:ins w:id="138" w:author="PR Preview" w:date="2026-01-01T00:00:00Z">
+        <w:r>
+          <w:t xml:space="preserve"> </w:t>
+        </w:r>
+      </w:ins>
+      <w:ins w:id="139" w:author="PR Preview" w:date="2026-01-01T00:00:00Z">
+        <w:r>
+          <w:t xml:space="preserve">be candidate models</w:t>
+        </w:r>
+      </w:ins>
+      <w:ins w:id="140" w:author="PR Preview" w:date="2026-01-01T00:00:00Z">
+        <w:r>
+          <w:t xml:space="preserve"> </w:t>
+        </w:r>
+      </w:ins>
+      <w:ins w:id="141" w:author="PR Preview" w:date="2026-01-01T00:00:00Z">
+        <w:r>
+          <w:t xml:space="preserve">with prior probabilities</w:t>
+        </w:r>
+      </w:ins>
+      <w:ins w:id="142" w:author="PR Preview" w:date="2026-01-01T00:00:00Z">
+        <w:r>
+          <w:t xml:space="preserve"> </w:t>
+        </w:r>
+      </w:ins>
+      <m:oMath>
+        <m:r>
+          <m:rPr>
+            <m:sty m:val="p"/>
+          </m:rPr>
+          <m:t>p</m:t>
+        </m:r>
+        <m:r>
+          <m:rPr>
+            <m:sty m:val="p"/>
+          </m:rPr>
+          <m:t>(</m:t>
+        </m:r>
+        <m:sSub>
+          <m:e>
+            <m:r>
+              <m:t>M</m:t>
+            </m:r>
+          </m:e>
+          <m:sub>
+            <m:r>
+              <m:t>k</m:t>
+            </m:r>
+          </m:sub>
+        </m:sSub>
+        <m:r>
+          <m:rPr>
+            <m:sty m:val="p"/>
+          </m:rPr>
+          <m:t>)</m:t>
+        </m:r>
+      </m:oMath>
+      <w:ins w:id="143" w:author="PR Preview" w:date="2026-01-01T00:00:00Z">
+        <w:r>
+          <w:t xml:space="preserve"> </w:t>
+        </w:r>
+      </w:ins>
+      <w:ins w:id="144" w:author="PR Preview" w:date="2026-01-01T00:00:00Z">
+        <w:r>
+          <w:t xml:space="preserve">summing to 1,</w:t>
+        </w:r>
+      </w:ins>
+      <w:ins w:id="145" w:author="PR Preview" w:date="2026-01-01T00:00:00Z">
+        <w:r>
+          <w:t xml:space="preserve"> </w:t>
+        </w:r>
+      </w:ins>
+      <w:ins w:id="146" w:author="PR Preview" w:date="2026-01-01T00:00:00Z">
+        <w:r>
+          <w:t xml:space="preserve">and let</w:t>
+        </w:r>
+      </w:ins>
+      <w:ins w:id="147" w:author="PR Preview" w:date="2026-01-01T00:00:00Z">
+        <w:r>
+          <w:t xml:space="preserve"> </w:t>
+        </w:r>
+      </w:ins>
+      <w:ins w:id="148" w:author="PR Preview" w:date="2026-01-01T00:00:00Z">
+        <w:r>
+          <w:t xml:space="preserve">$\operatorname{p}(\mathord{\smash[b]{\underset{\raise.3ex\hbox{$\scriptstyle\sim$}}{y}}\vphantom{y}}\mid M_k)$</w:t>
+        </w:r>
+      </w:ins>
+      <w:ins w:id="149" w:author="PR Preview" w:date="2026-01-01T00:00:00Z">
+        <w:r>
+          <w:t xml:space="preserve"> </w:t>
+        </w:r>
+      </w:ins>
+      <w:ins w:id="150" w:author="PR Preview" w:date="2026-01-01T00:00:00Z">
+        <w:r>
+          <w:t xml:space="preserve">be the</w:t>
+        </w:r>
+      </w:ins>
+      <w:ins w:id="151" w:author="PR Preview" w:date="2026-01-01T00:00:00Z">
+        <w:r>
+          <w:t xml:space="preserve"> </w:t>
+        </w:r>
+      </w:ins>
+      <w:hyperlink r:id="rId31">
+        <w:ins w:id="152" w:author="PR Preview" w:date="2026-01-01T00:00:00Z">
+          <w:r>
+            <w:rPr>
+              <w:rStyle w:val="Hyperlink"/>
+            </w:rPr>
+            <w:t xml:space="preserve">marginal likelihood</w:t>
+          </w:r>
+        </w:ins>
+      </w:hyperlink>
+      <w:ins w:id="153" w:author="PR Preview" w:date="2026-01-01T00:00:00Z">
+        <w:r>
+          <w:t xml:space="preserve"> </w:t>
+        </w:r>
+      </w:ins>
+      <w:ins w:id="154" w:author="PR Preview" w:date="2026-01-01T00:00:00Z">
+        <w:r>
+          <w:t xml:space="preserve">of the data under model</w:t>
+        </w:r>
+      </w:ins>
+      <w:ins w:id="155" w:author="PR Preview" w:date="2026-01-01T00:00:00Z">
+        <w:r>
+          <w:t xml:space="preserve"> </w:t>
+        </w:r>
+      </w:ins>
+      <m:oMath>
+        <m:sSub>
+          <m:e>
+            <m:r>
+              <m:t>M</m:t>
+            </m:r>
+          </m:e>
+          <m:sub>
+            <m:r>
+              <m:t>k</m:t>
+            </m:r>
+          </m:sub>
+        </m:sSub>
+      </m:oMath>
+      <w:ins w:id="156" w:author="PR Preview" w:date="2026-01-01T00:00:00Z">
+        <w:r>
+          <w:t xml:space="preserve">.</w:t>
+        </w:r>
+      </w:ins>
+      <w:ins w:id="157" w:author="PR Preview" w:date="2026-01-01T00:00:00Z">
+        <w:r>
+          <w:t xml:space="preserve"> </w:t>
+        </w:r>
+      </w:ins>
+      <w:ins w:id="158" w:author="PR Preview" w:date="2026-01-01T00:00:00Z">
+        <w:r>
+          <w:t xml:space="preserve">The</w:t>
+        </w:r>
+      </w:ins>
+      <w:ins w:id="159" w:author="PR Preview" w:date="2026-01-01T00:00:00Z">
+        <w:r>
+          <w:t xml:space="preserve"> </w:t>
+        </w:r>
+      </w:ins>
+      <w:ins w:id="160" w:author="PR Preview" w:date="2026-01-01T00:00:00Z">
+        <w:r>
+          <w:rPr>
+            <w:b/>
+            <w:bCs/>
+          </w:rPr>
+          <w:t xml:space="preserve">posterior model probability</w:t>
+        </w:r>
+      </w:ins>
+      <w:ins w:id="161" w:author="PR Preview" w:date="2026-01-01T00:00:00Z">
+        <w:r>
+          <w:t xml:space="preserve"> </w:t>
+        </w:r>
+      </w:ins>
+      <w:ins w:id="162" w:author="PR Preview" w:date="2026-01-01T00:00:00Z">
+        <w:r>
+          <w:t xml:space="preserve">of</w:t>
+        </w:r>
+      </w:ins>
+      <w:ins w:id="163" w:author="PR Preview" w:date="2026-01-01T00:00:00Z">
+        <w:r>
+          <w:t xml:space="preserve"> </w:t>
+        </w:r>
+      </w:ins>
+      <m:oMath>
+        <m:sSub>
+          <m:e>
+            <m:r>
+              <m:t>M</m:t>
+            </m:r>
+          </m:e>
+          <m:sub>
+            <m:r>
+              <m:t>k</m:t>
+            </m:r>
+          </m:sub>
+        </m:sSub>
+      </m:oMath>
+      <w:ins w:id="164" w:author="PR Preview" w:date="2026-01-01T00:00:00Z">
+        <w:r>
+          <w:t xml:space="preserve"> </w:t>
+        </w:r>
+      </w:ins>
+      <w:ins w:id="165" w:author="PR Preview" w:date="2026-01-01T00:00:00Z">
+        <w:r>
+          <w:t xml:space="preserve">is</w:t>
+        </w:r>
+      </w:ins>
+    </w:p>
+    <w:p>
+      <w:pPr>
+        <w:pStyle w:val="BodyText"/>
+      </w:pPr>
+      <w:ins w:id="166" w:author="PR Preview" w:date="2026-01-01T00:00:00Z">
+        <w:r>
+          <w:t xml:space="preserve">$$
+    \operatorname{p}(M_k \mid \mathord{\smash[b]{\underset{\raise.3ex\hbox{$\scriptstyle\sim$}}{y}}\vphantom{y}}) \stackrel{\text{def}}{=}
+    \frac{\operatorname{p}(\mathord{\smash[b]{\underset{\raise.3ex\hbox{$\scriptstyle\sim$}}{y}}\vphantom{y}}\mid M_k)\, \operatorname{p}(M_k)}{\sum_{l=1}^{K} \operatorname{p}(\mathord{\smash[b]{\underset{\raise.3ex\hbox{$\scriptstyle\sim$}}{y}}\vphantom{y}}\mid M_l)\, \operatorname{p}(M_l)}.
+    $$</w:t>
+        </w:r>
+      </w:ins>
+    </w:p>
     <w:bookmarkEnd w:id="32"/>
     <w:bookmarkStart w:id="33" w:name="exm-posterior-model-probability"/>
     <w:p>
@@ -11167,12 +12002,16 @@
       <w:pPr>
         <w:pStyle w:val="FirstParagraph"/>
       </w:pPr>
-      <w:r>
-        <w:t xml:space="preserve">and marginal likelihoods</w:t>
-      </w:r>
-      <w:r>
-        <w:t xml:space="preserve"> </w:t>
-      </w:r>
+      <w:del w:id="167" w:author="PR Preview" w:date="2026-01-01T00:00:00Z">
+        <w:r>
+          <w:delText xml:space="preserve">and marginal likelihoods</w:delText>
+        </w:r>
+      </w:del>
+      <w:del w:id="168" w:author="PR Preview" w:date="2026-01-01T00:00:00Z">
+        <w:r>
+          <w:delText xml:space="preserve"> </w:delText>
+        </w:r>
+      </w:del>
       <m:oMath>
         <m:r>
           <m:rPr>
@@ -11235,15 +12074,21 @@
           <m:t>0.02</m:t>
         </m:r>
       </m:oMath>
-      <w:r>
-        <w:t xml:space="preserve"> </w:t>
-      </w:r>
-      <w:r>
-        <w:t xml:space="preserve">and</w:t>
-      </w:r>
-      <w:r>
-        <w:t xml:space="preserve"> </w:t>
-      </w:r>
+      <w:del w:id="169" w:author="PR Preview" w:date="2026-01-01T00:00:00Z">
+        <w:r>
+          <w:delText xml:space="preserve"> </w:delText>
+        </w:r>
+      </w:del>
+      <w:del w:id="170" w:author="PR Preview" w:date="2026-01-01T00:00:00Z">
+        <w:r>
+          <w:delText xml:space="preserve">and</w:delText>
+        </w:r>
+      </w:del>
+      <w:del w:id="171" w:author="PR Preview" w:date="2026-01-01T00:00:00Z">
+        <w:r>
+          <w:delText xml:space="preserve"> </w:delText>
+        </w:r>
+      </w:del>
       <m:oMath>
         <m:r>
           <m:rPr>
@@ -11306,12 +12151,16 @@
           <m:t>0.06</m:t>
         </m:r>
       </m:oMath>
-      <w:r>
-        <w:t xml:space="preserve"> </w:t>
-      </w:r>
-      <w:r>
-        <w:t xml:space="preserve">have posterior probabilities</w:t>
-      </w:r>
+      <w:del w:id="172" w:author="PR Preview" w:date="2026-01-01T00:00:00Z">
+        <w:r>
+          <w:delText xml:space="preserve"> </w:delText>
+        </w:r>
+      </w:del>
+      <w:del w:id="173" w:author="PR Preview" w:date="2026-01-01T00:00:00Z">
+        <w:r>
+          <w:delText xml:space="preserve">have posterior probabilities</w:delText>
+        </w:r>
+      </w:del>
     </w:p>
     <w:p>
       <w:pPr>
@@ -11440,12 +12289,16 @@
       <w:pPr>
         <w:pStyle w:val="FirstParagraph"/>
       </w:pPr>
-      <w:r>
-        <w:t xml:space="preserve">and</w:t>
-      </w:r>
-      <w:r>
-        <w:t xml:space="preserve"> </w:t>
-      </w:r>
+      <w:del w:id="174" w:author="PR Preview" w:date="2026-01-01T00:00:00Z">
+        <w:r>
+          <w:delText xml:space="preserve">and</w:delText>
+        </w:r>
+      </w:del>
+      <w:del w:id="175" w:author="PR Preview" w:date="2026-01-01T00:00:00Z">
+        <w:r>
+          <w:delText xml:space="preserve"> </w:delText>
+        </w:r>
+      </w:del>
       <m:oMath>
         <m:r>
           <m:rPr>
@@ -11508,43 +12361,55 @@
           <m:t>0.75</m:t>
         </m:r>
       </m:oMath>
-      <w:r>
-        <w:t xml:space="preserve">.</w:t>
-      </w:r>
+      <w:del w:id="176" w:author="PR Preview" w:date="2026-01-01T00:00:00Z">
+        <w:r>
+          <w:delText xml:space="preserve">.</w:delText>
+        </w:r>
+      </w:del>
     </w:p>
-    <w:bookmarkEnd w:id="33"/>
-    <w:bookmarkStart w:id="34" w:name="def-bma"/>
     <w:p>
       <w:pPr>
         <w:pStyle w:val="BodyText"/>
       </w:pPr>
-      <w:r>
-        <w:rPr>
-          <w:b/>
-          <w:bCs/>
-        </w:rPr>
-        <w:t xml:space="preserve">Definition 2 (Bayesian model averaging)</w:t>
-      </w:r>
-      <w:r>
-        <w:t xml:space="preserve"> </w:t>
-      </w:r>
-      <w:r>
-        <w:t xml:space="preserve">With the</w:t>
-      </w:r>
-      <w:r>
-        <w:t xml:space="preserve"> </w:t>
-      </w:r>
+      <w:del w:id="177" w:author="PR Preview" w:date="2026-01-01T00:00:00Z">
+        <w:r>
+          <w:rPr>
+            <w:b/>
+            <w:bCs/>
+          </w:rPr>
+          <w:delText xml:space="preserve">Definition 2 (Bayesian model averaging)</w:delText>
+        </w:r>
+      </w:del>
+      <w:del w:id="178" w:author="PR Preview" w:date="2026-01-01T00:00:00Z">
+        <w:r>
+          <w:delText xml:space="preserve"> </w:delText>
+        </w:r>
+      </w:del>
+      <w:del w:id="179" w:author="PR Preview" w:date="2026-01-01T00:00:00Z">
+        <w:r>
+          <w:delText xml:space="preserve">With the</w:delText>
+        </w:r>
+      </w:del>
+      <w:del w:id="180" w:author="PR Preview" w:date="2026-01-01T00:00:00Z">
+        <w:r>
+          <w:delText xml:space="preserve"> </w:delText>
+        </w:r>
+      </w:del>
       <w:hyperlink w:anchor="def-posterior-model-probability">
-        <w:r>
-          <w:rPr>
-            <w:rStyle w:val="Hyperlink"/>
-          </w:rPr>
-          <w:t xml:space="preserve">posterior model probabilities</w:t>
-        </w:r>
+        <w:del w:id="181" w:author="PR Preview" w:date="2026-01-01T00:00:00Z">
+          <w:r>
+            <w:rPr>
+              <w:rStyle w:val="Hyperlink"/>
+            </w:rPr>
+            <w:delText xml:space="preserve">posterior model probabilities</w:delText>
+          </w:r>
+        </w:del>
       </w:hyperlink>
-      <w:r>
-        <w:t xml:space="preserve"> </w:t>
-      </w:r>
+      <w:del w:id="182" w:author="PR Preview" w:date="2026-01-01T00:00:00Z">
+        <w:r>
+          <w:delText xml:space="preserve"> </w:delText>
+        </w:r>
+      </w:del>
       <m:oMath>
         <m:r>
           <m:rPr>
@@ -11598,15 +12463,21 @@
           <m:t>)</m:t>
         </m:r>
       </m:oMath>
-      <w:r>
-        <w:t xml:space="preserve"> </w:t>
-      </w:r>
-      <w:r>
-        <w:t xml:space="preserve">of candidate models</w:t>
-      </w:r>
-      <w:r>
-        <w:t xml:space="preserve"> </w:t>
-      </w:r>
+      <w:del w:id="183" w:author="PR Preview" w:date="2026-01-01T00:00:00Z">
+        <w:r>
+          <w:delText xml:space="preserve"> </w:delText>
+        </w:r>
+      </w:del>
+      <w:del w:id="184" w:author="PR Preview" w:date="2026-01-01T00:00:00Z">
+        <w:r>
+          <w:delText xml:space="preserve">of candidate models</w:delText>
+        </w:r>
+      </w:del>
+      <w:del w:id="185" w:author="PR Preview" w:date="2026-01-01T00:00:00Z">
+        <w:r>
+          <w:delText xml:space="preserve"> </w:delText>
+        </w:r>
+      </w:del>
       <m:oMath>
         <m:sSub>
           <m:e>
@@ -11651,28 +12522,40 @@
           </m:sub>
         </m:sSub>
       </m:oMath>
-      <w:r>
-        <w:t xml:space="preserve">,</w:t>
-      </w:r>
-      <w:r>
-        <w:t xml:space="preserve"> </w:t>
-      </w:r>
-      <w:r>
-        <w:rPr>
-          <w:b/>
-          <w:bCs/>
-        </w:rPr>
-        <w:t xml:space="preserve">Bayesian model averaging</w:t>
-      </w:r>
-      <w:r>
-        <w:t xml:space="preserve"> </w:t>
-      </w:r>
-      <w:r>
-        <w:t xml:space="preserve">estimates a quantity</w:t>
-      </w:r>
-      <w:r>
-        <w:t xml:space="preserve"> </w:t>
-      </w:r>
+      <w:del w:id="186" w:author="PR Preview" w:date="2026-01-01T00:00:00Z">
+        <w:r>
+          <w:delText xml:space="preserve">,</w:delText>
+        </w:r>
+      </w:del>
+      <w:del w:id="187" w:author="PR Preview" w:date="2026-01-01T00:00:00Z">
+        <w:r>
+          <w:delText xml:space="preserve"> </w:delText>
+        </w:r>
+      </w:del>
+      <w:del w:id="188" w:author="PR Preview" w:date="2026-01-01T00:00:00Z">
+        <w:r>
+          <w:rPr>
+            <w:b/>
+            <w:bCs/>
+          </w:rPr>
+          <w:delText xml:space="preserve">Bayesian model averaging</w:delText>
+        </w:r>
+      </w:del>
+      <w:del w:id="189" w:author="PR Preview" w:date="2026-01-01T00:00:00Z">
+        <w:r>
+          <w:delText xml:space="preserve"> </w:delText>
+        </w:r>
+      </w:del>
+      <w:del w:id="190" w:author="PR Preview" w:date="2026-01-01T00:00:00Z">
+        <w:r>
+          <w:delText xml:space="preserve">estimates a quantity</w:delText>
+        </w:r>
+      </w:del>
+      <w:del w:id="191" w:author="PR Preview" w:date="2026-01-01T00:00:00Z">
+        <w:r>
+          <w:delText xml:space="preserve"> </w:delText>
+        </w:r>
+      </w:del>
       <m:oMath>
         <m:r>
           <m:rPr>
@@ -11681,18 +12564,26 @@
           <m:t>Δ</m:t>
         </m:r>
       </m:oMath>
-      <w:r>
-        <w:t xml:space="preserve"> </w:t>
-      </w:r>
-      <w:r>
-        <w:t xml:space="preserve">that has the same meaning in every model</w:t>
-      </w:r>
-      <w:r>
-        <w:t xml:space="preserve"> </w:t>
-      </w:r>
-      <w:r>
-        <w:t xml:space="preserve">by its posterior distribution averaged over the models:</w:t>
-      </w:r>
+      <w:del w:id="192" w:author="PR Preview" w:date="2026-01-01T00:00:00Z">
+        <w:r>
+          <w:delText xml:space="preserve"> </w:delText>
+        </w:r>
+      </w:del>
+      <w:del w:id="193" w:author="PR Preview" w:date="2026-01-01T00:00:00Z">
+        <w:r>
+          <w:delText xml:space="preserve">that has the same meaning in every model</w:delText>
+        </w:r>
+      </w:del>
+      <w:del w:id="194" w:author="PR Preview" w:date="2026-01-01T00:00:00Z">
+        <w:r>
+          <w:delText xml:space="preserve"> </w:delText>
+        </w:r>
+      </w:del>
+      <w:del w:id="195" w:author="PR Preview" w:date="2026-01-01T00:00:00Z">
+        <w:r>
+          <w:delText xml:space="preserve">by its posterior distribution averaged over the models:</w:delText>
+        </w:r>
+      </w:del>
     </w:p>
     <w:p>
       <w:pPr>
@@ -11922,6 +12813,280 @@
         </m:oMath>
       </m:oMathPara>
     </w:p>
+    <w:p>
+      <w:pPr>
+        <w:pStyle w:val="FirstParagraph"/>
+      </w:pPr>
+      <w:ins w:id="196" w:author="PR Preview" w:date="2026-01-01T00:00:00Z">
+        <w:r>
+          <w:t xml:space="preserve">and marginal likelihoods</w:t>
+        </w:r>
+      </w:ins>
+      <w:ins w:id="197" w:author="PR Preview" w:date="2026-01-01T00:00:00Z">
+        <w:r>
+          <w:t xml:space="preserve"> </w:t>
+        </w:r>
+      </w:ins>
+      <w:ins w:id="198" w:author="PR Preview" w:date="2026-01-01T00:00:00Z">
+        <w:r>
+          <w:t xml:space="preserve">$\operatorname{p}(\mathord{\smash[b]{\underset{\raise.3ex\hbox{$\scriptstyle\sim$}}{y}}\vphantom{y}}\mid M_1) = 0.02$</w:t>
+        </w:r>
+      </w:ins>
+      <w:ins w:id="199" w:author="PR Preview" w:date="2026-01-01T00:00:00Z">
+        <w:r>
+          <w:t xml:space="preserve"> </w:t>
+        </w:r>
+      </w:ins>
+      <w:ins w:id="200" w:author="PR Preview" w:date="2026-01-01T00:00:00Z">
+        <w:r>
+          <w:t xml:space="preserve">and</w:t>
+        </w:r>
+      </w:ins>
+      <w:ins w:id="201" w:author="PR Preview" w:date="2026-01-01T00:00:00Z">
+        <w:r>
+          <w:t xml:space="preserve"> </w:t>
+        </w:r>
+      </w:ins>
+      <w:ins w:id="202" w:author="PR Preview" w:date="2026-01-01T00:00:00Z">
+        <w:r>
+          <w:t xml:space="preserve">$\operatorname{p}(\mathord{\smash[b]{\underset{\raise.3ex\hbox{$\scriptstyle\sim$}}{y}}\vphantom{y}}\mid M_2) = 0.06$</w:t>
+        </w:r>
+      </w:ins>
+      <w:ins w:id="203" w:author="PR Preview" w:date="2026-01-01T00:00:00Z">
+        <w:r>
+          <w:t xml:space="preserve"> </w:t>
+        </w:r>
+      </w:ins>
+      <w:ins w:id="204" w:author="PR Preview" w:date="2026-01-01T00:00:00Z">
+        <w:r>
+          <w:t xml:space="preserve">have posterior probabilities</w:t>
+        </w:r>
+      </w:ins>
+    </w:p>
+    <w:p>
+      <w:pPr>
+        <w:pStyle w:val="BodyText"/>
+      </w:pPr>
+      <w:ins w:id="205" w:author="PR Preview" w:date="2026-01-01T00:00:00Z">
+        <w:r>
+          <w:t xml:space="preserve">$$
+    \begin{aligned}
+      \operatorname{p}(M_1 \mid \mathord{\smash[b]{\underset{\raise.3ex\hbox{$\scriptstyle\sim$}}{y}}\vphantom{y}}) &amp;= 0.01 / (0.01 + 0.03) \\
+      &amp;= 0.25
+    \end{aligned}
+    $$</w:t>
+        </w:r>
+      </w:ins>
+    </w:p>
+    <w:p>
+      <w:pPr>
+        <w:pStyle w:val="FirstParagraph"/>
+      </w:pPr>
+      <w:ins w:id="206" w:author="PR Preview" w:date="2026-01-01T00:00:00Z">
+        <w:r>
+          <w:t xml:space="preserve">and</w:t>
+        </w:r>
+      </w:ins>
+      <w:ins w:id="207" w:author="PR Preview" w:date="2026-01-01T00:00:00Z">
+        <w:r>
+          <w:t xml:space="preserve"> </w:t>
+        </w:r>
+      </w:ins>
+      <w:ins w:id="208" w:author="PR Preview" w:date="2026-01-01T00:00:00Z">
+        <w:r>
+          <w:t xml:space="preserve">$\operatorname{p}(M_2 \mid \mathord{\smash[b]{\underset{\raise.3ex\hbox{$\scriptstyle\sim$}}{y}}\vphantom{y}}) = 0.75$</w:t>
+        </w:r>
+      </w:ins>
+      <w:ins w:id="209" w:author="PR Preview" w:date="2026-01-01T00:00:00Z">
+        <w:r>
+          <w:t xml:space="preserve">.</w:t>
+        </w:r>
+      </w:ins>
+    </w:p>
+    <w:bookmarkEnd w:id="33"/>
+    <w:bookmarkStart w:id="34" w:name="def-bma"/>
+    <w:p>
+      <w:pPr>
+        <w:pStyle w:val="BodyText"/>
+      </w:pPr>
+      <w:ins w:id="210" w:author="PR Preview" w:date="2026-01-01T00:00:00Z">
+        <w:r>
+          <w:rPr>
+            <w:b/>
+            <w:bCs/>
+          </w:rPr>
+          <w:t xml:space="preserve">Definition 2 (Bayesian model averaging)</w:t>
+        </w:r>
+      </w:ins>
+      <w:ins w:id="211" w:author="PR Preview" w:date="2026-01-01T00:00:00Z">
+        <w:r>
+          <w:t xml:space="preserve"> </w:t>
+        </w:r>
+      </w:ins>
+      <w:ins w:id="212" w:author="PR Preview" w:date="2026-01-01T00:00:00Z">
+        <w:r>
+          <w:t xml:space="preserve">With the</w:t>
+        </w:r>
+      </w:ins>
+      <w:ins w:id="213" w:author="PR Preview" w:date="2026-01-01T00:00:00Z">
+        <w:r>
+          <w:t xml:space="preserve"> </w:t>
+        </w:r>
+      </w:ins>
+      <w:hyperlink w:anchor="def-posterior-model-probability">
+        <w:ins w:id="214" w:author="PR Preview" w:date="2026-01-01T00:00:00Z">
+          <w:r>
+            <w:rPr>
+              <w:rStyle w:val="Hyperlink"/>
+            </w:rPr>
+            <w:t xml:space="preserve">posterior model probabilities</w:t>
+          </w:r>
+        </w:ins>
+      </w:hyperlink>
+      <w:ins w:id="215" w:author="PR Preview" w:date="2026-01-01T00:00:00Z">
+        <w:r>
+          <w:t xml:space="preserve"> </w:t>
+        </w:r>
+      </w:ins>
+      <w:ins w:id="216" w:author="PR Preview" w:date="2026-01-01T00:00:00Z">
+        <w:r>
+          <w:t xml:space="preserve">$\operatorname{p}(M_k \mid \mathord{\smash[b]{\underset{\raise.3ex\hbox{$\scriptstyle\sim$}}{y}}\vphantom{y}})$</w:t>
+        </w:r>
+      </w:ins>
+      <w:ins w:id="217" w:author="PR Preview" w:date="2026-01-01T00:00:00Z">
+        <w:r>
+          <w:t xml:space="preserve"> </w:t>
+        </w:r>
+      </w:ins>
+      <w:ins w:id="218" w:author="PR Preview" w:date="2026-01-01T00:00:00Z">
+        <w:r>
+          <w:t xml:space="preserve">of candidate models</w:t>
+        </w:r>
+      </w:ins>
+      <w:ins w:id="219" w:author="PR Preview" w:date="2026-01-01T00:00:00Z">
+        <w:r>
+          <w:t xml:space="preserve"> </w:t>
+        </w:r>
+      </w:ins>
+      <m:oMath>
+        <m:sSub>
+          <m:e>
+            <m:r>
+              <m:t>M</m:t>
+            </m:r>
+          </m:e>
+          <m:sub>
+            <m:r>
+              <m:t>1</m:t>
+            </m:r>
+          </m:sub>
+        </m:sSub>
+        <m:r>
+          <m:rPr>
+            <m:sty m:val="p"/>
+          </m:rPr>
+          <m:t>,</m:t>
+        </m:r>
+        <m:r>
+          <m:rPr>
+            <m:sty m:val="p"/>
+          </m:rPr>
+          <m:t>…</m:t>
+        </m:r>
+        <m:r>
+          <m:rPr>
+            <m:sty m:val="p"/>
+          </m:rPr>
+          <m:t>,</m:t>
+        </m:r>
+        <m:sSub>
+          <m:e>
+            <m:r>
+              <m:t>M</m:t>
+            </m:r>
+          </m:e>
+          <m:sub>
+            <m:r>
+              <m:t>K</m:t>
+            </m:r>
+          </m:sub>
+        </m:sSub>
+      </m:oMath>
+      <w:ins w:id="220" w:author="PR Preview" w:date="2026-01-01T00:00:00Z">
+        <w:r>
+          <w:t xml:space="preserve">,</w:t>
+        </w:r>
+      </w:ins>
+      <w:ins w:id="221" w:author="PR Preview" w:date="2026-01-01T00:00:00Z">
+        <w:r>
+          <w:t xml:space="preserve"> </w:t>
+        </w:r>
+      </w:ins>
+      <w:ins w:id="222" w:author="PR Preview" w:date="2026-01-01T00:00:00Z">
+        <w:r>
+          <w:rPr>
+            <w:b/>
+            <w:bCs/>
+          </w:rPr>
+          <w:t xml:space="preserve">Bayesian model averaging</w:t>
+        </w:r>
+      </w:ins>
+      <w:ins w:id="223" w:author="PR Preview" w:date="2026-01-01T00:00:00Z">
+        <w:r>
+          <w:t xml:space="preserve"> </w:t>
+        </w:r>
+      </w:ins>
+      <w:ins w:id="224" w:author="PR Preview" w:date="2026-01-01T00:00:00Z">
+        <w:r>
+          <w:t xml:space="preserve">estimates a quantity</w:t>
+        </w:r>
+      </w:ins>
+      <w:ins w:id="225" w:author="PR Preview" w:date="2026-01-01T00:00:00Z">
+        <w:r>
+          <w:t xml:space="preserve"> </w:t>
+        </w:r>
+      </w:ins>
+      <m:oMath>
+        <m:r>
+          <m:rPr>
+            <m:sty m:val="p"/>
+          </m:rPr>
+          <m:t>Δ</m:t>
+        </m:r>
+      </m:oMath>
+      <w:ins w:id="226" w:author="PR Preview" w:date="2026-01-01T00:00:00Z">
+        <w:r>
+          <w:t xml:space="preserve"> </w:t>
+        </w:r>
+      </w:ins>
+      <w:ins w:id="227" w:author="PR Preview" w:date="2026-01-01T00:00:00Z">
+        <w:r>
+          <w:t xml:space="preserve">that has the same meaning in every model</w:t>
+        </w:r>
+      </w:ins>
+      <w:ins w:id="228" w:author="PR Preview" w:date="2026-01-01T00:00:00Z">
+        <w:r>
+          <w:t xml:space="preserve"> </w:t>
+        </w:r>
+      </w:ins>
+      <w:ins w:id="229" w:author="PR Preview" w:date="2026-01-01T00:00:00Z">
+        <w:r>
+          <w:t xml:space="preserve">by its posterior distribution averaged over the models:</w:t>
+        </w:r>
+      </w:ins>
+    </w:p>
+    <w:p>
+      <w:pPr>
+        <w:pStyle w:val="BodyText"/>
+      </w:pPr>
+      <w:ins w:id="230" w:author="PR Preview" w:date="2026-01-01T00:00:00Z">
+        <w:r>
+          <w:t xml:space="preserve">$$
+    \operatorname{p}(\Delta\mid \mathord{\smash[b]{\underset{\raise.3ex\hbox{$\scriptstyle\sim$}}{y}}\vphantom{y}}) \stackrel{\text{def}}{=}\sum_{k=1}^{K} \operatorname{p}(\Delta\mid M_k, \mathord{\smash[b]{\underset{\raise.3ex\hbox{$\scriptstyle\sim$}}{y}}\vphantom{y}})\, \operatorname{p}(M_k \mid \mathord{\smash[b]{\underset{\raise.3ex\hbox{$\scriptstyle\sim$}}{y}}\vphantom{y}}).
+    $$</w:t>
+        </w:r>
+      </w:ins>
+    </w:p>
     <w:bookmarkEnd w:id="34"/>
     <w:bookmarkStart w:id="35" w:name="def-pip"/>
     <w:p>
@@ -12273,6 +13438,19 @@
           </m:r>
         </m:oMath>
       </m:oMathPara>
+    </w:p>
+    <w:p>
+      <w:pPr>
+        <w:pStyle w:val="BodyText"/>
+      </w:pPr>
+      <w:ins w:id="231" w:author="PR Preview" w:date="2026-01-01T00:00:00Z">
+        <w:r>
+          <w:t xml:space="preserve">$$
+    \operatorname{p}(M_k \mid \mathord{\smash[b]{\underset{\raise.3ex\hbox{$\scriptstyle\sim$}}{y}}\vphantom{y}}) \approx
+    \frac{\operatorname{exp}\mathopen{}\left\{-\tfrac{1}{2}\operatorname{BIC}_k\right\}\mathclose{}}{\sum_{l=1}^{K} \operatorname{exp}\mathopen{}\left\{-\tfrac{1}{2}\operatorname{BIC}_l\right\}\mathclose{}}.
+    $$</w:t>
+        </w:r>
+      </w:ins>
     </w:p>
     <w:p>
       <w:pPr>

--- a/pr-preview/pr-268/bayesian-examples-handout-tracked-changes.docx
+++ b/pr-preview/pr-268/bayesian-examples-handout-tracked-changes.docx
@@ -26,7 +26,7 @@
       </w:pPr>
       <w:ins w:id="2" w:author="PR Preview" w:date="2026-01-01T00:00:00Z">
         <w:r>
-          <w:t xml:space="preserve">Last modified: 2026-10-16 18:04:33 (PDT)</w:t>
+          <w:t xml:space="preserve">Last modified: 2026-10-16 19:00:04 (PDT)</w:t>
         </w:r>
       </w:ins>
     </w:p>

--- a/pr-preview/pr-268/bayesian-examples-handout-tracked-changes.docx
+++ b/pr-preview/pr-268/bayesian-examples-handout-tracked-changes.docx
@@ -16,7 +16,7 @@
       </w:pPr>
       <w:del w:id="1" w:author="PR Preview" w:date="2026-01-01T00:00:00Z">
         <w:r>
-          <w:delText xml:space="preserve">Last modified: 2026-10-16 16:37:17 (PDT)</w:delText>
+          <w:delText xml:space="preserve">Last modified: 2026-10-16 18:58:08 (PDT)</w:delText>
         </w:r>
       </w:del>
     </w:p>
@@ -26,7 +26,7 @@
       </w:pPr>
       <w:ins w:id="2" w:author="PR Preview" w:date="2026-01-01T00:00:00Z">
         <w:r>
-          <w:t xml:space="preserve">Last modified: 2026-10-16 19:00:04 (PDT)</w:t>
+          <w:t xml:space="preserve">Last modified: 2026-10-16 22:26:41 (PDT)</w:t>
         </w:r>
       </w:ins>
     </w:p>
@@ -1626,16 +1626,12 @@
       <w:pPr>
         <w:pStyle w:val="FirstParagraph"/>
       </w:pPr>
-      <w:del w:id="3" w:author="PR Preview" w:date="2026-01-01T00:00:00Z">
-        <w:r>
-          <w:delText xml:space="preserve">For a binary outcome</w:delText>
-        </w:r>
-      </w:del>
-      <w:del w:id="4" w:author="PR Preview" w:date="2026-01-01T00:00:00Z">
-        <w:r>
-          <w:delText xml:space="preserve"> </w:delText>
-        </w:r>
-      </w:del>
+      <w:r>
+        <w:t xml:space="preserve">For a binary outcome</w:t>
+      </w:r>
+      <w:r>
+        <w:t xml:space="preserve"> </w:t>
+      </w:r>
       <m:oMath>
         <m:sSub>
           <m:e>
@@ -1686,287 +1682,92 @@
           <m:t>)</m:t>
         </m:r>
       </m:oMath>
-      <w:del w:id="5" w:author="PR Preview" w:date="2026-01-01T00:00:00Z">
+      <w:r>
+        <w:t xml:space="preserve"> </w:t>
+      </w:r>
+      <w:r>
+        <w:t xml:space="preserve">with</w:t>
+      </w:r>
+      <w:r>
+        <w:t xml:space="preserve"> </w:t>
+      </w:r>
+      <w:r>
+        <w:t xml:space="preserve">$\operatorname{logit}(\pi_i) = \mathord{\smash[b]{\underset{\raise.3ex\hbox{$\scriptstyle\sim$}}{x}}\vphantom{x}}_i \cdot \mathord{\smash[b]{\underset{\raise.3ex\hbox{$\scriptstyle\sim$}}{\beta}}\vphantom{\beta}}$</w:t>
+      </w:r>
+      <w:r>
+        <w:t xml:space="preserve">,</w:t>
+      </w:r>
+      <w:r>
+        <w:t xml:space="preserve"> </w:t>
+      </w:r>
+      <w:r>
+        <w:t xml:space="preserve">the</w:t>
+      </w:r>
+      <w:r>
+        <w:t xml:space="preserve"> </w:t>
+      </w:r>
+      <w:hyperlink r:id="rId15">
         <w:r>
-          <w:delText xml:space="preserve"> </w:delText>
+          <w:rPr>
+            <w:rStyle w:val="Hyperlink"/>
+          </w:rPr>
+          <w:t xml:space="preserve">logistic regression</w:t>
         </w:r>
-      </w:del>
-      <w:del w:id="6" w:author="PR Preview" w:date="2026-01-01T00:00:00Z">
-        <w:r>
-          <w:delText xml:space="preserve">with</w:delText>
-        </w:r>
-      </w:del>
-      <w:del w:id="7" w:author="PR Preview" w:date="2026-01-01T00:00:00Z">
-        <w:r>
-          <w:delText xml:space="preserve"> </w:delText>
-        </w:r>
-      </w:del>
-      <m:oMath>
-        <m:r>
-          <m:rPr>
-            <m:sty m:val="p"/>
-          </m:rPr>
-          <m:t>logit</m:t>
-        </m:r>
-        <m:r>
-          <m:rPr>
-            <m:sty m:val="p"/>
-          </m:rPr>
-          <m:t>(</m:t>
-        </m:r>
-        <m:sSub>
-          <m:e>
-            <m:r>
-              <m:t>π</m:t>
-            </m:r>
-          </m:e>
-          <m:sub>
-            <m:r>
-              <m:t>i</m:t>
-            </m:r>
-          </m:sub>
-        </m:sSub>
-        <m:r>
-          <m:rPr>
-            <m:sty m:val="p"/>
-          </m:rPr>
-          <m:t>)</m:t>
-        </m:r>
-        <m:r>
-          <m:rPr>
-            <m:sty m:val="p"/>
-          </m:rPr>
-          <m:t>=</m:t>
-        </m:r>
-        <m:sSub>
-          <m:e>
-            <m:limLow>
-              <m:e>
-                <m:r>
-                  <m:t>x</m:t>
-                </m:r>
-              </m:e>
-              <m:lim>
-                <m:r>
-                  <m:rPr>
-                    <m:sty m:val="p"/>
-                  </m:rPr>
-                  <m:t>∼</m:t>
-                </m:r>
-              </m:lim>
-            </m:limLow>
-          </m:e>
-          <m:sub>
-            <m:r>
-              <m:t>i</m:t>
-            </m:r>
-          </m:sub>
-        </m:sSub>
-        <m:r>
-          <m:rPr>
-            <m:sty m:val="p"/>
-          </m:rPr>
-          <m:t>⋅</m:t>
-        </m:r>
-        <m:limLow>
-          <m:e>
-            <m:r>
-              <m:t>β</m:t>
-            </m:r>
-          </m:e>
-          <m:lim>
-            <m:r>
-              <m:rPr>
-                <m:sty m:val="p"/>
-              </m:rPr>
-              <m:t>∼</m:t>
-            </m:r>
-          </m:lim>
-        </m:limLow>
-      </m:oMath>
-      <w:del w:id="8" w:author="PR Preview" w:date="2026-01-01T00:00:00Z">
-        <w:r>
-          <w:delText xml:space="preserve">,</w:delText>
-        </w:r>
-      </w:del>
-      <w:del w:id="9" w:author="PR Preview" w:date="2026-01-01T00:00:00Z">
-        <w:r>
-          <w:delText xml:space="preserve"> </w:delText>
-        </w:r>
-      </w:del>
-      <w:del w:id="10" w:author="PR Preview" w:date="2026-01-01T00:00:00Z">
-        <w:r>
-          <w:delText xml:space="preserve">the</w:delText>
-        </w:r>
-      </w:del>
-      <w:del w:id="11" w:author="PR Preview" w:date="2026-01-01T00:00:00Z">
-        <w:r>
-          <w:delText xml:space="preserve"> </w:delText>
-        </w:r>
-      </w:del>
-      <w:hyperlink r:id="rId15">
-        <w:del w:id="12" w:author="PR Preview" w:date="2026-01-01T00:00:00Z">
-          <w:r>
-            <w:rPr>
-              <w:rStyle w:val="Hyperlink"/>
-            </w:rPr>
-            <w:delText xml:space="preserve">logistic regression</w:delText>
-          </w:r>
-        </w:del>
       </w:hyperlink>
-      <w:del w:id="13" w:author="PR Preview" w:date="2026-01-01T00:00:00Z">
-        <w:r>
-          <w:delText xml:space="preserve"> </w:delText>
-        </w:r>
-      </w:del>
-      <w:del w:id="14" w:author="PR Preview" w:date="2026-01-01T00:00:00Z">
-        <w:r>
-          <w:delText xml:space="preserve">model,</w:delText>
-        </w:r>
-      </w:del>
-      <w:del w:id="15" w:author="PR Preview" w:date="2026-01-01T00:00:00Z">
-        <w:r>
-          <w:delText xml:space="preserve"> </w:delText>
-        </w:r>
-      </w:del>
-      <w:del w:id="16" w:author="PR Preview" w:date="2026-01-01T00:00:00Z">
-        <w:r>
-          <w:delText xml:space="preserve">a Bayesian analysis places a prior on the coefficient vector</w:delText>
-        </w:r>
-      </w:del>
-      <w:del w:id="17" w:author="PR Preview" w:date="2026-01-01T00:00:00Z">
-        <w:r>
-          <w:delText xml:space="preserve"> </w:delText>
-        </w:r>
-      </w:del>
-      <m:oMath>
-        <m:limLow>
-          <m:e>
-            <m:r>
-              <m:t>β</m:t>
-            </m:r>
-          </m:e>
-          <m:lim>
-            <m:r>
-              <m:rPr>
-                <m:sty m:val="p"/>
-              </m:rPr>
-              <m:t>∼</m:t>
-            </m:r>
-          </m:lim>
-        </m:limLow>
-      </m:oMath>
-      <w:del w:id="18" w:author="PR Preview" w:date="2026-01-01T00:00:00Z">
-        <w:r>
-          <w:delText xml:space="preserve"> </w:delText>
-        </w:r>
-      </w:del>
-      <w:del w:id="19" w:author="PR Preview" w:date="2026-01-01T00:00:00Z">
-        <w:r>
-          <w:delText xml:space="preserve">and samples the posterior</w:delText>
-        </w:r>
-      </w:del>
-      <w:del w:id="20" w:author="PR Preview" w:date="2026-01-01T00:00:00Z">
-        <w:r>
-          <w:delText xml:space="preserve"> </w:delText>
-        </w:r>
-      </w:del>
-      <m:oMath>
-        <m:r>
-          <m:rPr>
-            <m:sty m:val="p"/>
-          </m:rPr>
-          <m:t>p</m:t>
-        </m:r>
-        <m:r>
-          <m:rPr>
-            <m:sty m:val="p"/>
-          </m:rPr>
-          <m:t>(</m:t>
-        </m:r>
-        <m:limLow>
-          <m:e>
-            <m:r>
-              <m:t>β</m:t>
-            </m:r>
-          </m:e>
-          <m:lim>
-            <m:r>
-              <m:rPr>
-                <m:sty m:val="p"/>
-              </m:rPr>
-              <m:t>∼</m:t>
-            </m:r>
-          </m:lim>
-        </m:limLow>
-        <m:r>
-          <m:rPr>
-            <m:sty m:val="p"/>
-          </m:rPr>
-          <m:t>∣</m:t>
-        </m:r>
-        <m:limLow>
-          <m:e>
-            <m:r>
-              <m:t>y</m:t>
-            </m:r>
-          </m:e>
-          <m:lim>
-            <m:r>
-              <m:rPr>
-                <m:sty m:val="p"/>
-              </m:rPr>
-              <m:t>∼</m:t>
-            </m:r>
-          </m:lim>
-        </m:limLow>
-        <m:r>
-          <m:rPr>
-            <m:sty m:val="p"/>
-          </m:rPr>
-          <m:t>)</m:t>
-        </m:r>
-      </m:oMath>
-      <w:del w:id="21" w:author="PR Preview" w:date="2026-01-01T00:00:00Z">
-        <w:r>
-          <w:delText xml:space="preserve"> </w:delText>
-        </w:r>
-      </w:del>
-      <w:del w:id="22" w:author="PR Preview" w:date="2026-01-01T00:00:00Z">
-        <w:r>
-          <w:delText xml:space="preserve">by MCMC</w:delText>
-        </w:r>
-      </w:del>
-      <w:del w:id="23" w:author="PR Preview" w:date="2026-01-01T00:00:00Z">
-        <w:r>
-          <w:delText xml:space="preserve"> </w:delText>
-        </w:r>
-      </w:del>
-      <w:del w:id="24" w:author="PR Preview" w:date="2026-01-01T00:00:00Z">
-        <w:r>
-          <w:delText xml:space="preserve">(Dobson and Barnett 2018, chap. 14, p. 318)</w:delText>
-        </w:r>
-      </w:del>
-      <w:del w:id="25" w:author="PR Preview" w:date="2026-01-01T00:00:00Z">
-        <w:r>
-          <w:delText xml:space="preserve">.</w:delText>
-        </w:r>
-      </w:del>
-      <w:del w:id="26" w:author="PR Preview" w:date="2026-01-01T00:00:00Z">
-        <w:r>
-          <w:delText xml:space="preserve"> </w:delText>
-        </w:r>
-      </w:del>
-      <w:del w:id="27" w:author="PR Preview" w:date="2026-01-01T00:00:00Z">
-        <w:r>
-          <w:delText xml:space="preserve">Each</w:delText>
-        </w:r>
-      </w:del>
-      <w:del w:id="28" w:author="PR Preview" w:date="2026-01-01T00:00:00Z">
-        <w:r>
-          <w:delText xml:space="preserve"> </w:delText>
-        </w:r>
-      </w:del>
+      <w:r>
+        <w:t xml:space="preserve"> </w:t>
+      </w:r>
+      <w:r>
+        <w:t xml:space="preserve">model,</w:t>
+      </w:r>
+      <w:r>
+        <w:t xml:space="preserve"> </w:t>
+      </w:r>
+      <w:r>
+        <w:t xml:space="preserve">a Bayesian analysis places a prior on the coefficient vector</w:t>
+      </w:r>
+      <w:r>
+        <w:t xml:space="preserve"> </w:t>
+      </w:r>
+      <w:r>
+        <w:t xml:space="preserve">$\mathord{\smash[b]{\underset{\raise.3ex\hbox{$\scriptstyle\sim$}}{\beta}}\vphantom{\beta}}$</w:t>
+      </w:r>
+      <w:r>
+        <w:t xml:space="preserve"> </w:t>
+      </w:r>
+      <w:r>
+        <w:t xml:space="preserve">and samples the posterior</w:t>
+      </w:r>
+      <w:r>
+        <w:t xml:space="preserve"> </w:t>
+      </w:r>
+      <w:r>
+        <w:t xml:space="preserve">$\operatorname{p}(\mathord{\smash[b]{\underset{\raise.3ex\hbox{$\scriptstyle\sim$}}{\beta}}\vphantom{\beta}}\mid \mathord{\smash[b]{\underset{\raise.3ex\hbox{$\scriptstyle\sim$}}{y}}\vphantom{y}})$</w:t>
+      </w:r>
+      <w:r>
+        <w:t xml:space="preserve"> </w:t>
+      </w:r>
+      <w:r>
+        <w:t xml:space="preserve">by MCMC</w:t>
+      </w:r>
+      <w:r>
+        <w:t xml:space="preserve"> </w:t>
+      </w:r>
+      <w:r>
+        <w:t xml:space="preserve">(Dobson and Barnett 2018, chap. 14, p. 318)</w:t>
+      </w:r>
+      <w:r>
+        <w:t xml:space="preserve">.</w:t>
+      </w:r>
+      <w:r>
+        <w:t xml:space="preserve"> </w:t>
+      </w:r>
+      <w:r>
+        <w:t xml:space="preserve">Each</w:t>
+      </w:r>
+      <w:r>
+        <w:t xml:space="preserve"> </w:t>
+      </w:r>
       <m:oMath>
         <m:sSub>
           <m:e>
@@ -1990,51 +1791,33 @@
           </m:sub>
         </m:sSub>
       </m:oMath>
-      <w:del w:id="29" w:author="PR Preview" w:date="2026-01-01T00:00:00Z">
-        <w:r>
-          <w:delText xml:space="preserve"> </w:delText>
-        </w:r>
-      </w:del>
-      <w:del w:id="30" w:author="PR Preview" w:date="2026-01-01T00:00:00Z">
-        <w:r>
-          <w:delText xml:space="preserve">is summarized by the mean and quantiles of its draws.</w:delText>
-        </w:r>
-      </w:del>
-      <w:del w:id="31" w:author="PR Preview" w:date="2026-01-01T00:00:00Z">
-        <w:r>
-          <w:delText xml:space="preserve"> </w:delText>
-        </w:r>
-      </w:del>
-      <w:del w:id="32" w:author="PR Preview" w:date="2026-01-01T00:00:00Z">
-        <w:r>
-          <w:delText xml:space="preserve">No large-sample Gaussian approximation is needed:</w:delText>
-        </w:r>
-      </w:del>
-      <w:del w:id="33" w:author="PR Preview" w:date="2026-01-01T00:00:00Z">
-        <w:r>
-          <w:delText xml:space="preserve"> </w:delText>
-        </w:r>
-      </w:del>
-      <w:del w:id="34" w:author="PR Preview" w:date="2026-01-01T00:00:00Z">
-        <w:r>
-          <w:delText xml:space="preserve">a credible interval is read directly from the posterior quantiles,</w:delText>
-        </w:r>
-      </w:del>
-      <w:del w:id="35" w:author="PR Preview" w:date="2026-01-01T00:00:00Z">
-        <w:r>
-          <w:delText xml:space="preserve"> </w:delText>
-        </w:r>
-      </w:del>
-      <w:del w:id="36" w:author="PR Preview" w:date="2026-01-01T00:00:00Z">
-        <w:r>
-          <w:delText xml:space="preserve">and the posterior of an odds ratio</w:delText>
-        </w:r>
-      </w:del>
-      <w:del w:id="37" w:author="PR Preview" w:date="2026-01-01T00:00:00Z">
-        <w:r>
-          <w:delText xml:space="preserve"> </w:delText>
-        </w:r>
-      </w:del>
+      <w:r>
+        <w:t xml:space="preserve"> </w:t>
+      </w:r>
+      <w:r>
+        <w:t xml:space="preserve">is summarized by the mean and quantiles of its draws.</w:t>
+      </w:r>
+      <w:r>
+        <w:t xml:space="preserve"> </w:t>
+      </w:r>
+      <w:r>
+        <w:t xml:space="preserve">No large-sample Gaussian approximation is needed:</w:t>
+      </w:r>
+      <w:r>
+        <w:t xml:space="preserve"> </w:t>
+      </w:r>
+      <w:r>
+        <w:t xml:space="preserve">a credible interval is read directly from the posterior quantiles,</w:t>
+      </w:r>
+      <w:r>
+        <w:t xml:space="preserve"> </w:t>
+      </w:r>
+      <w:r>
+        <w:t xml:space="preserve">and the posterior of an odds ratio</w:t>
+      </w:r>
+      <w:r>
+        <w:t xml:space="preserve"> </w:t>
+      </w:r>
       <m:oMath>
         <m:sSup>
           <m:e>
@@ -2067,477 +1850,55 @@
           </m:sup>
         </m:sSup>
       </m:oMath>
-      <w:del w:id="38" w:author="PR Preview" w:date="2026-01-01T00:00:00Z">
+      <w:r>
+        <w:t xml:space="preserve">,</w:t>
+      </w:r>
+      <w:r>
+        <w:t xml:space="preserve"> </w:t>
+      </w:r>
+      <w:r>
+        <w:t xml:space="preserve">or of any other function of</w:t>
+      </w:r>
+      <w:r>
+        <w:t xml:space="preserve"> </w:t>
+      </w:r>
+      <w:r>
+        <w:t xml:space="preserve">$\mathord{\smash[b]{\underset{\raise.3ex\hbox{$\scriptstyle\sim$}}{\beta}}\vphantom{\beta}}$</w:t>
+      </w:r>
+      <w:r>
+        <w:t xml:space="preserve">,</w:t>
+      </w:r>
+      <w:r>
+        <w:t xml:space="preserve"> </w:t>
+      </w:r>
+      <w:r>
+        <w:t xml:space="preserve">is obtained by transforming the draws.</w:t>
+      </w:r>
+      <w:r>
+        <w:t xml:space="preserve"> </w:t>
+      </w:r>
+      <w:r>
+        <w:t xml:space="preserve">For a video introduction, see Richard McElreath’s lecture</w:t>
+      </w:r>
+      <w:r>
+        <w:t xml:space="preserve"> </w:t>
+      </w:r>
+      <w:hyperlink r:id="rId16">
         <w:r>
-          <w:delText xml:space="preserve">,</w:delText>
+          <w:rPr>
+            <w:rStyle w:val="Hyperlink"/>
+            <w:i/>
+            <w:iCs/>
+          </w:rPr>
+          <w:t xml:space="preserve">Modeling Events</w:t>
         </w:r>
-      </w:del>
-      <w:del w:id="39" w:author="PR Preview" w:date="2026-01-01T00:00:00Z">
-        <w:r>
-          <w:delText xml:space="preserve"> </w:delText>
-        </w:r>
-      </w:del>
-      <w:del w:id="40" w:author="PR Preview" w:date="2026-01-01T00:00:00Z">
-        <w:r>
-          <w:delText xml:space="preserve">or of any other function of</w:delText>
-        </w:r>
-      </w:del>
-      <w:del w:id="41" w:author="PR Preview" w:date="2026-01-01T00:00:00Z">
-        <w:r>
-          <w:delText xml:space="preserve"> </w:delText>
-        </w:r>
-      </w:del>
-      <m:oMath>
-        <m:limLow>
-          <m:e>
-            <m:r>
-              <m:t>β</m:t>
-            </m:r>
-          </m:e>
-          <m:lim>
-            <m:r>
-              <m:rPr>
-                <m:sty m:val="p"/>
-              </m:rPr>
-              <m:t>∼</m:t>
-            </m:r>
-          </m:lim>
-        </m:limLow>
-      </m:oMath>
-      <w:del w:id="42" w:author="PR Preview" w:date="2026-01-01T00:00:00Z">
-        <w:r>
-          <w:delText xml:space="preserve">,</w:delText>
-        </w:r>
-      </w:del>
-      <w:del w:id="43" w:author="PR Preview" w:date="2026-01-01T00:00:00Z">
-        <w:r>
-          <w:delText xml:space="preserve"> </w:delText>
-        </w:r>
-      </w:del>
-      <w:del w:id="44" w:author="PR Preview" w:date="2026-01-01T00:00:00Z">
-        <w:r>
-          <w:delText xml:space="preserve">is obtained by transforming the draws.</w:delText>
-        </w:r>
-      </w:del>
-      <w:del w:id="45" w:author="PR Preview" w:date="2026-01-01T00:00:00Z">
-        <w:r>
-          <w:delText xml:space="preserve"> </w:delText>
-        </w:r>
-      </w:del>
-      <w:del w:id="46" w:author="PR Preview" w:date="2026-01-01T00:00:00Z">
-        <w:r>
-          <w:delText xml:space="preserve">For a video introduction, see Richard McElreath’s lecture</w:delText>
-        </w:r>
-      </w:del>
-      <w:del w:id="47" w:author="PR Preview" w:date="2026-01-01T00:00:00Z">
-        <w:r>
-          <w:delText xml:space="preserve"> </w:delText>
-        </w:r>
-      </w:del>
-      <w:hyperlink r:id="rId16">
-        <w:del w:id="48" w:author="PR Preview" w:date="2026-01-01T00:00:00Z">
-          <w:r>
-            <w:rPr>
-              <w:rStyle w:val="Hyperlink"/>
-              <w:i/>
-              <w:iCs/>
-            </w:rPr>
-            <w:delText xml:space="preserve">Modeling Events</w:delText>
-          </w:r>
-        </w:del>
       </w:hyperlink>
-      <w:del w:id="49" w:author="PR Preview" w:date="2026-01-01T00:00:00Z">
-        <w:r>
-          <w:delText xml:space="preserve"> </w:delText>
-        </w:r>
-      </w:del>
-      <w:del w:id="50" w:author="PR Preview" w:date="2026-01-01T00:00:00Z">
-        <w:r>
-          <w:delText xml:space="preserve">(Statistical Rethinking 2026, Lecture A09).</w:delText>
-        </w:r>
-      </w:del>
-    </w:p>
-    <w:p>
-      <w:pPr>
-        <w:pStyle w:val="FirstParagraph"/>
-      </w:pPr>
-      <w:ins w:id="51" w:author="PR Preview" w:date="2026-01-01T00:00:00Z">
-        <w:r>
-          <w:t xml:space="preserve">For a binary outcome</w:t>
-        </w:r>
-      </w:ins>
-      <w:ins w:id="52" w:author="PR Preview" w:date="2026-01-01T00:00:00Z">
-        <w:r>
-          <w:t xml:space="preserve"> </w:t>
-        </w:r>
-      </w:ins>
-      <m:oMath>
-        <m:sSub>
-          <m:e>
-            <m:r>
-              <m:t>Y</m:t>
-            </m:r>
-          </m:e>
-          <m:sub>
-            <m:r>
-              <m:t>i</m:t>
-            </m:r>
-          </m:sub>
-        </m:sSub>
-        <m:r>
-          <m:rPr>
-            <m:sty m:val="p"/>
-          </m:rPr>
-          <m:t>∼</m:t>
-        </m:r>
-        <m:r>
-          <m:rPr>
-            <m:sty m:val="p"/>
-          </m:rPr>
-          <m:t>Bernoulli</m:t>
-        </m:r>
-        <m:r>
-          <m:rPr>
-            <m:sty m:val="p"/>
-          </m:rPr>
-          <m:t>(</m:t>
-        </m:r>
-        <m:sSub>
-          <m:e>
-            <m:r>
-              <m:t>π</m:t>
-            </m:r>
-          </m:e>
-          <m:sub>
-            <m:r>
-              <m:t>i</m:t>
-            </m:r>
-          </m:sub>
-        </m:sSub>
-        <m:r>
-          <m:rPr>
-            <m:sty m:val="p"/>
-          </m:rPr>
-          <m:t>)</m:t>
-        </m:r>
-      </m:oMath>
-      <w:ins w:id="53" w:author="PR Preview" w:date="2026-01-01T00:00:00Z">
-        <w:r>
-          <w:t xml:space="preserve"> </w:t>
-        </w:r>
-      </w:ins>
-      <w:ins w:id="54" w:author="PR Preview" w:date="2026-01-01T00:00:00Z">
-        <w:r>
-          <w:t xml:space="preserve">with</w:t>
-        </w:r>
-      </w:ins>
-      <w:ins w:id="55" w:author="PR Preview" w:date="2026-01-01T00:00:00Z">
-        <w:r>
-          <w:t xml:space="preserve"> </w:t>
-        </w:r>
-      </w:ins>
-      <w:ins w:id="56" w:author="PR Preview" w:date="2026-01-01T00:00:00Z">
-        <w:r>
-          <w:t xml:space="preserve">$\operatorname{logit}(\pi_i) = \mathord{\smash[b]{\underset{\raise.3ex\hbox{$\scriptstyle\sim$}}{x}}\vphantom{x}}_i \cdot \mathord{\smash[b]{\underset{\raise.3ex\hbox{$\scriptstyle\sim$}}{\beta}}\vphantom{\beta}}$</w:t>
-        </w:r>
-      </w:ins>
-      <w:ins w:id="57" w:author="PR Preview" w:date="2026-01-01T00:00:00Z">
-        <w:r>
-          <w:t xml:space="preserve">,</w:t>
-        </w:r>
-      </w:ins>
-      <w:ins w:id="58" w:author="PR Preview" w:date="2026-01-01T00:00:00Z">
-        <w:r>
-          <w:t xml:space="preserve"> </w:t>
-        </w:r>
-      </w:ins>
-      <w:ins w:id="59" w:author="PR Preview" w:date="2026-01-01T00:00:00Z">
-        <w:r>
-          <w:t xml:space="preserve">the</w:t>
-        </w:r>
-      </w:ins>
-      <w:ins w:id="60" w:author="PR Preview" w:date="2026-01-01T00:00:00Z">
-        <w:r>
-          <w:t xml:space="preserve"> </w:t>
-        </w:r>
-      </w:ins>
-      <w:hyperlink r:id="rId15">
-        <w:ins w:id="61" w:author="PR Preview" w:date="2026-01-01T00:00:00Z">
-          <w:r>
-            <w:rPr>
-              <w:rStyle w:val="Hyperlink"/>
-            </w:rPr>
-            <w:t xml:space="preserve">logistic regression</w:t>
-          </w:r>
-        </w:ins>
-      </w:hyperlink>
-      <w:ins w:id="62" w:author="PR Preview" w:date="2026-01-01T00:00:00Z">
-        <w:r>
-          <w:t xml:space="preserve"> </w:t>
-        </w:r>
-      </w:ins>
-      <w:ins w:id="63" w:author="PR Preview" w:date="2026-01-01T00:00:00Z">
-        <w:r>
-          <w:t xml:space="preserve">model,</w:t>
-        </w:r>
-      </w:ins>
-      <w:ins w:id="64" w:author="PR Preview" w:date="2026-01-01T00:00:00Z">
-        <w:r>
-          <w:t xml:space="preserve"> </w:t>
-        </w:r>
-      </w:ins>
-      <w:ins w:id="65" w:author="PR Preview" w:date="2026-01-01T00:00:00Z">
-        <w:r>
-          <w:t xml:space="preserve">a Bayesian analysis places a prior on the coefficient vector</w:t>
-        </w:r>
-      </w:ins>
-      <w:ins w:id="66" w:author="PR Preview" w:date="2026-01-01T00:00:00Z">
-        <w:r>
-          <w:t xml:space="preserve"> </w:t>
-        </w:r>
-      </w:ins>
-      <w:ins w:id="67" w:author="PR Preview" w:date="2026-01-01T00:00:00Z">
-        <w:r>
-          <w:t xml:space="preserve">$\mathord{\smash[b]{\underset{\raise.3ex\hbox{$\scriptstyle\sim$}}{\beta}}\vphantom{\beta}}$</w:t>
-        </w:r>
-      </w:ins>
-      <w:ins w:id="68" w:author="PR Preview" w:date="2026-01-01T00:00:00Z">
-        <w:r>
-          <w:t xml:space="preserve"> </w:t>
-        </w:r>
-      </w:ins>
-      <w:ins w:id="69" w:author="PR Preview" w:date="2026-01-01T00:00:00Z">
-        <w:r>
-          <w:t xml:space="preserve">and samples the posterior</w:t>
-        </w:r>
-      </w:ins>
-      <w:ins w:id="70" w:author="PR Preview" w:date="2026-01-01T00:00:00Z">
-        <w:r>
-          <w:t xml:space="preserve"> </w:t>
-        </w:r>
-      </w:ins>
-      <w:ins w:id="71" w:author="PR Preview" w:date="2026-01-01T00:00:00Z">
-        <w:r>
-          <w:t xml:space="preserve">$\operatorname{p}(\mathord{\smash[b]{\underset{\raise.3ex\hbox{$\scriptstyle\sim$}}{\beta}}\vphantom{\beta}}\mid \mathord{\smash[b]{\underset{\raise.3ex\hbox{$\scriptstyle\sim$}}{y}}\vphantom{y}})$</w:t>
-        </w:r>
-      </w:ins>
-      <w:ins w:id="72" w:author="PR Preview" w:date="2026-01-01T00:00:00Z">
-        <w:r>
-          <w:t xml:space="preserve"> </w:t>
-        </w:r>
-      </w:ins>
-      <w:ins w:id="73" w:author="PR Preview" w:date="2026-01-01T00:00:00Z">
-        <w:r>
-          <w:t xml:space="preserve">by MCMC</w:t>
-        </w:r>
-      </w:ins>
-      <w:ins w:id="74" w:author="PR Preview" w:date="2026-01-01T00:00:00Z">
-        <w:r>
-          <w:t xml:space="preserve"> </w:t>
-        </w:r>
-      </w:ins>
-      <w:ins w:id="75" w:author="PR Preview" w:date="2026-01-01T00:00:00Z">
-        <w:r>
-          <w:t xml:space="preserve">(Dobson and Barnett 2018, chap. 14, p. 318)</w:t>
-        </w:r>
-      </w:ins>
-      <w:ins w:id="76" w:author="PR Preview" w:date="2026-01-01T00:00:00Z">
-        <w:r>
-          <w:t xml:space="preserve">.</w:t>
-        </w:r>
-      </w:ins>
-      <w:ins w:id="77" w:author="PR Preview" w:date="2026-01-01T00:00:00Z">
-        <w:r>
-          <w:t xml:space="preserve"> </w:t>
-        </w:r>
-      </w:ins>
-      <w:ins w:id="78" w:author="PR Preview" w:date="2026-01-01T00:00:00Z">
-        <w:r>
-          <w:t xml:space="preserve">Each</w:t>
-        </w:r>
-      </w:ins>
-      <w:ins w:id="79" w:author="PR Preview" w:date="2026-01-01T00:00:00Z">
-        <w:r>
-          <w:t xml:space="preserve"> </w:t>
-        </w:r>
-      </w:ins>
-      <m:oMath>
-        <m:sSub>
-          <m:e>
-            <m:r>
-              <m:t>β</m:t>
-            </m:r>
-          </m:e>
-          <m:sub>
-            <m:sSub>
-              <m:e>
-                <m:r>
-                  <m:t>x</m:t>
-                </m:r>
-              </m:e>
-              <m:sub>
-                <m:r>
-                  <m:t>j</m:t>
-                </m:r>
-              </m:sub>
-            </m:sSub>
-          </m:sub>
-        </m:sSub>
-      </m:oMath>
-      <w:ins w:id="80" w:author="PR Preview" w:date="2026-01-01T00:00:00Z">
-        <w:r>
-          <w:t xml:space="preserve"> </w:t>
-        </w:r>
-      </w:ins>
-      <w:ins w:id="81" w:author="PR Preview" w:date="2026-01-01T00:00:00Z">
-        <w:r>
-          <w:t xml:space="preserve">is summarized by the mean and quantiles of its draws.</w:t>
-        </w:r>
-      </w:ins>
-      <w:ins w:id="82" w:author="PR Preview" w:date="2026-01-01T00:00:00Z">
-        <w:r>
-          <w:t xml:space="preserve"> </w:t>
-        </w:r>
-      </w:ins>
-      <w:ins w:id="83" w:author="PR Preview" w:date="2026-01-01T00:00:00Z">
-        <w:r>
-          <w:t xml:space="preserve">No large-sample Gaussian approximation is needed:</w:t>
-        </w:r>
-      </w:ins>
-      <w:ins w:id="84" w:author="PR Preview" w:date="2026-01-01T00:00:00Z">
-        <w:r>
-          <w:t xml:space="preserve"> </w:t>
-        </w:r>
-      </w:ins>
-      <w:ins w:id="85" w:author="PR Preview" w:date="2026-01-01T00:00:00Z">
-        <w:r>
-          <w:t xml:space="preserve">a credible interval is read directly from the posterior quantiles,</w:t>
-        </w:r>
-      </w:ins>
-      <w:ins w:id="86" w:author="PR Preview" w:date="2026-01-01T00:00:00Z">
-        <w:r>
-          <w:t xml:space="preserve"> </w:t>
-        </w:r>
-      </w:ins>
-      <w:ins w:id="87" w:author="PR Preview" w:date="2026-01-01T00:00:00Z">
-        <w:r>
-          <w:t xml:space="preserve">and the posterior of an odds ratio</w:t>
-        </w:r>
-      </w:ins>
-      <w:ins w:id="88" w:author="PR Preview" w:date="2026-01-01T00:00:00Z">
-        <w:r>
-          <w:t xml:space="preserve"> </w:t>
-        </w:r>
-      </w:ins>
-      <m:oMath>
-        <m:sSup>
-          <m:e>
-            <m:r>
-              <m:t>e</m:t>
-            </m:r>
-          </m:e>
-          <m:sup>
-            <m:sSub>
-              <m:e>
-                <m:r>
-                  <m:t>β</m:t>
-                </m:r>
-              </m:e>
-              <m:sub>
-                <m:sSub>
-                  <m:e>
-                    <m:r>
-                      <m:t>x</m:t>
-                    </m:r>
-                  </m:e>
-                  <m:sub>
-                    <m:r>
-                      <m:t>j</m:t>
-                    </m:r>
-                  </m:sub>
-                </m:sSub>
-              </m:sub>
-            </m:sSub>
-          </m:sup>
-        </m:sSup>
-      </m:oMath>
-      <w:ins w:id="89" w:author="PR Preview" w:date="2026-01-01T00:00:00Z">
-        <w:r>
-          <w:t xml:space="preserve">,</w:t>
-        </w:r>
-      </w:ins>
-      <w:ins w:id="90" w:author="PR Preview" w:date="2026-01-01T00:00:00Z">
-        <w:r>
-          <w:t xml:space="preserve"> </w:t>
-        </w:r>
-      </w:ins>
-      <w:ins w:id="91" w:author="PR Preview" w:date="2026-01-01T00:00:00Z">
-        <w:r>
-          <w:t xml:space="preserve">or of any other function of</w:t>
-        </w:r>
-      </w:ins>
-      <w:ins w:id="92" w:author="PR Preview" w:date="2026-01-01T00:00:00Z">
-        <w:r>
-          <w:t xml:space="preserve"> </w:t>
-        </w:r>
-      </w:ins>
-      <w:ins w:id="93" w:author="PR Preview" w:date="2026-01-01T00:00:00Z">
-        <w:r>
-          <w:t xml:space="preserve">$\mathord{\smash[b]{\underset{\raise.3ex\hbox{$\scriptstyle\sim$}}{\beta}}\vphantom{\beta}}$</w:t>
-        </w:r>
-      </w:ins>
-      <w:ins w:id="94" w:author="PR Preview" w:date="2026-01-01T00:00:00Z">
-        <w:r>
-          <w:t xml:space="preserve">,</w:t>
-        </w:r>
-      </w:ins>
-      <w:ins w:id="95" w:author="PR Preview" w:date="2026-01-01T00:00:00Z">
-        <w:r>
-          <w:t xml:space="preserve"> </w:t>
-        </w:r>
-      </w:ins>
-      <w:ins w:id="96" w:author="PR Preview" w:date="2026-01-01T00:00:00Z">
-        <w:r>
-          <w:t xml:space="preserve">is obtained by transforming the draws.</w:t>
-        </w:r>
-      </w:ins>
-      <w:ins w:id="97" w:author="PR Preview" w:date="2026-01-01T00:00:00Z">
-        <w:r>
-          <w:t xml:space="preserve"> </w:t>
-        </w:r>
-      </w:ins>
-      <w:ins w:id="98" w:author="PR Preview" w:date="2026-01-01T00:00:00Z">
-        <w:r>
-          <w:t xml:space="preserve">For a video introduction, see Richard McElreath’s lecture</w:t>
-        </w:r>
-      </w:ins>
-      <w:ins w:id="99" w:author="PR Preview" w:date="2026-01-01T00:00:00Z">
-        <w:r>
-          <w:t xml:space="preserve"> </w:t>
-        </w:r>
-      </w:ins>
-      <w:hyperlink r:id="rId16">
-        <w:ins w:id="100" w:author="PR Preview" w:date="2026-01-01T00:00:00Z">
-          <w:r>
-            <w:rPr>
-              <w:rStyle w:val="Hyperlink"/>
-              <w:i/>
-              <w:iCs/>
-            </w:rPr>
-            <w:t xml:space="preserve">Modeling Events</w:t>
-          </w:r>
-        </w:ins>
-      </w:hyperlink>
-      <w:ins w:id="101" w:author="PR Preview" w:date="2026-01-01T00:00:00Z">
-        <w:r>
-          <w:t xml:space="preserve"> </w:t>
-        </w:r>
-      </w:ins>
-      <w:ins w:id="102" w:author="PR Preview" w:date="2026-01-01T00:00:00Z">
-        <w:r>
-          <w:t xml:space="preserve">(Statistical Rethinking 2026, Lecture A09).</w:t>
-        </w:r>
-      </w:ins>
+      <w:r>
+        <w:t xml:space="preserve"> </w:t>
+      </w:r>
+      <w:r>
+        <w:t xml:space="preserve">(Statistical Rethinking 2026, Lecture A09).</w:t>
+      </w:r>
     </w:p>
     <w:bookmarkStart w:id="18" w:name="exm-bayes-logistic"/>
     <w:p>
@@ -10964,30 +10325,22 @@
       <w:pPr>
         <w:pStyle w:val="BodyText"/>
       </w:pPr>
-      <w:del w:id="103" w:author="PR Preview" w:date="2026-01-01T00:00:00Z">
-        <w:r>
-          <w:rPr>
-            <w:b/>
-            <w:bCs/>
-          </w:rPr>
-          <w:delText xml:space="preserve">Definition 1 (Posterior model probability)</w:delText>
-        </w:r>
-      </w:del>
-      <w:del w:id="104" w:author="PR Preview" w:date="2026-01-01T00:00:00Z">
-        <w:r>
-          <w:delText xml:space="preserve"> </w:delText>
-        </w:r>
-      </w:del>
-      <w:del w:id="105" w:author="PR Preview" w:date="2026-01-01T00:00:00Z">
-        <w:r>
-          <w:delText xml:space="preserve">Let</w:delText>
-        </w:r>
-      </w:del>
-      <w:del w:id="106" w:author="PR Preview" w:date="2026-01-01T00:00:00Z">
-        <w:r>
-          <w:delText xml:space="preserve"> </w:delText>
-        </w:r>
-      </w:del>
+      <w:r>
+        <w:rPr>
+          <w:b/>
+          <w:bCs/>
+        </w:rPr>
+        <w:t xml:space="preserve">Definition 1 (Posterior model probability)</w:t>
+      </w:r>
+      <w:r>
+        <w:t xml:space="preserve"> </w:t>
+      </w:r>
+      <w:r>
+        <w:t xml:space="preserve">Let</w:t>
+      </w:r>
+      <w:r>
+        <w:t xml:space="preserve"> </w:t>
+      </w:r>
       <m:oMath>
         <m:sSub>
           <m:e>
@@ -11032,31 +10385,21 @@
           </m:sub>
         </m:sSub>
       </m:oMath>
-      <w:del w:id="107" w:author="PR Preview" w:date="2026-01-01T00:00:00Z">
-        <w:r>
-          <w:delText xml:space="preserve"> </w:delText>
-        </w:r>
-      </w:del>
-      <w:del w:id="108" w:author="PR Preview" w:date="2026-01-01T00:00:00Z">
-        <w:r>
-          <w:delText xml:space="preserve">be candidate models</w:delText>
-        </w:r>
-      </w:del>
-      <w:del w:id="109" w:author="PR Preview" w:date="2026-01-01T00:00:00Z">
-        <w:r>
-          <w:delText xml:space="preserve"> </w:delText>
-        </w:r>
-      </w:del>
-      <w:del w:id="110" w:author="PR Preview" w:date="2026-01-01T00:00:00Z">
-        <w:r>
-          <w:delText xml:space="preserve">with prior probabilities</w:delText>
-        </w:r>
-      </w:del>
-      <w:del w:id="111" w:author="PR Preview" w:date="2026-01-01T00:00:00Z">
-        <w:r>
-          <w:delText xml:space="preserve"> </w:delText>
-        </w:r>
-      </w:del>
+      <w:r>
+        <w:t xml:space="preserve"> </w:t>
+      </w:r>
+      <w:r>
+        <w:t xml:space="preserve">be candidate models</w:t>
+      </w:r>
+      <w:r>
+        <w:t xml:space="preserve"> </w:t>
+      </w:r>
+      <w:r>
+        <w:t xml:space="preserve">with prior probabilities</w:t>
+      </w:r>
+      <w:r>
+        <w:t xml:space="preserve"> </w:t>
+      </w:r>
       <m:oMath>
         <m:r>
           <m:rPr>
@@ -11089,124 +10432,50 @@
           <m:t>)</m:t>
         </m:r>
       </m:oMath>
-      <w:del w:id="112" w:author="PR Preview" w:date="2026-01-01T00:00:00Z">
+      <w:r>
+        <w:t xml:space="preserve"> </w:t>
+      </w:r>
+      <w:r>
+        <w:t xml:space="preserve">summing to 1,</w:t>
+      </w:r>
+      <w:r>
+        <w:t xml:space="preserve"> </w:t>
+      </w:r>
+      <w:r>
+        <w:t xml:space="preserve">and let</w:t>
+      </w:r>
+      <w:r>
+        <w:t xml:space="preserve"> </w:t>
+      </w:r>
+      <w:r>
+        <w:t xml:space="preserve">$\operatorname{p}(\mathord{\smash[b]{\underset{\raise.3ex\hbox{$\scriptstyle\sim$}}{y}}\vphantom{y}}\mid M_k)$</w:t>
+      </w:r>
+      <w:r>
+        <w:t xml:space="preserve"> </w:t>
+      </w:r>
+      <w:r>
+        <w:t xml:space="preserve">be the</w:t>
+      </w:r>
+      <w:r>
+        <w:t xml:space="preserve"> </w:t>
+      </w:r>
+      <w:hyperlink r:id="rId31">
         <w:r>
-          <w:delText xml:space="preserve"> </w:delText>
+          <w:rPr>
+            <w:rStyle w:val="Hyperlink"/>
+          </w:rPr>
+          <w:t xml:space="preserve">marginal likelihood</w:t>
         </w:r>
-      </w:del>
-      <w:del w:id="113" w:author="PR Preview" w:date="2026-01-01T00:00:00Z">
-        <w:r>
-          <w:delText xml:space="preserve">summing to 1,</w:delText>
-        </w:r>
-      </w:del>
-      <w:del w:id="114" w:author="PR Preview" w:date="2026-01-01T00:00:00Z">
-        <w:r>
-          <w:delText xml:space="preserve"> </w:delText>
-        </w:r>
-      </w:del>
-      <w:del w:id="115" w:author="PR Preview" w:date="2026-01-01T00:00:00Z">
-        <w:r>
-          <w:delText xml:space="preserve">and let</w:delText>
-        </w:r>
-      </w:del>
-      <w:del w:id="116" w:author="PR Preview" w:date="2026-01-01T00:00:00Z">
-        <w:r>
-          <w:delText xml:space="preserve"> </w:delText>
-        </w:r>
-      </w:del>
-      <m:oMath>
-        <m:r>
-          <m:rPr>
-            <m:sty m:val="p"/>
-          </m:rPr>
-          <m:t>p</m:t>
-        </m:r>
-        <m:r>
-          <m:rPr>
-            <m:sty m:val="p"/>
-          </m:rPr>
-          <m:t>(</m:t>
-        </m:r>
-        <m:limLow>
-          <m:e>
-            <m:r>
-              <m:t>y</m:t>
-            </m:r>
-          </m:e>
-          <m:lim>
-            <m:r>
-              <m:rPr>
-                <m:sty m:val="p"/>
-              </m:rPr>
-              <m:t>∼</m:t>
-            </m:r>
-          </m:lim>
-        </m:limLow>
-        <m:r>
-          <m:rPr>
-            <m:sty m:val="p"/>
-          </m:rPr>
-          <m:t>∣</m:t>
-        </m:r>
-        <m:sSub>
-          <m:e>
-            <m:r>
-              <m:t>M</m:t>
-            </m:r>
-          </m:e>
-          <m:sub>
-            <m:r>
-              <m:t>k</m:t>
-            </m:r>
-          </m:sub>
-        </m:sSub>
-        <m:r>
-          <m:rPr>
-            <m:sty m:val="p"/>
-          </m:rPr>
-          <m:t>)</m:t>
-        </m:r>
-      </m:oMath>
-      <w:del w:id="117" w:author="PR Preview" w:date="2026-01-01T00:00:00Z">
-        <w:r>
-          <w:delText xml:space="preserve"> </w:delText>
-        </w:r>
-      </w:del>
-      <w:del w:id="118" w:author="PR Preview" w:date="2026-01-01T00:00:00Z">
-        <w:r>
-          <w:delText xml:space="preserve">be the</w:delText>
-        </w:r>
-      </w:del>
-      <w:del w:id="119" w:author="PR Preview" w:date="2026-01-01T00:00:00Z">
-        <w:r>
-          <w:delText xml:space="preserve"> </w:delText>
-        </w:r>
-      </w:del>
-      <w:hyperlink r:id="rId31">
-        <w:del w:id="120" w:author="PR Preview" w:date="2026-01-01T00:00:00Z">
-          <w:r>
-            <w:rPr>
-              <w:rStyle w:val="Hyperlink"/>
-            </w:rPr>
-            <w:delText xml:space="preserve">marginal likelihood</w:delText>
-          </w:r>
-        </w:del>
       </w:hyperlink>
-      <w:del w:id="121" w:author="PR Preview" w:date="2026-01-01T00:00:00Z">
-        <w:r>
-          <w:delText xml:space="preserve"> </w:delText>
-        </w:r>
-      </w:del>
-      <w:del w:id="122" w:author="PR Preview" w:date="2026-01-01T00:00:00Z">
-        <w:r>
-          <w:delText xml:space="preserve">of the data under model</w:delText>
-        </w:r>
-      </w:del>
-      <w:del w:id="123" w:author="PR Preview" w:date="2026-01-01T00:00:00Z">
-        <w:r>
-          <w:delText xml:space="preserve"> </w:delText>
-        </w:r>
-      </w:del>
+      <w:r>
+        <w:t xml:space="preserve"> </w:t>
+      </w:r>
+      <w:r>
+        <w:t xml:space="preserve">of the data under model</w:t>
+      </w:r>
+      <w:r>
+        <w:t xml:space="preserve"> </w:t>
+      </w:r>
       <m:oMath>
         <m:sSub>
           <m:e>
@@ -11221,50 +10490,34 @@
           </m:sub>
         </m:sSub>
       </m:oMath>
-      <w:del w:id="124" w:author="PR Preview" w:date="2026-01-01T00:00:00Z">
-        <w:r>
-          <w:delText xml:space="preserve">.</w:delText>
-        </w:r>
-      </w:del>
-      <w:del w:id="125" w:author="PR Preview" w:date="2026-01-01T00:00:00Z">
-        <w:r>
-          <w:delText xml:space="preserve"> </w:delText>
-        </w:r>
-      </w:del>
-      <w:del w:id="126" w:author="PR Preview" w:date="2026-01-01T00:00:00Z">
-        <w:r>
-          <w:delText xml:space="preserve">The</w:delText>
-        </w:r>
-      </w:del>
-      <w:del w:id="127" w:author="PR Preview" w:date="2026-01-01T00:00:00Z">
-        <w:r>
-          <w:delText xml:space="preserve"> </w:delText>
-        </w:r>
-      </w:del>
-      <w:del w:id="128" w:author="PR Preview" w:date="2026-01-01T00:00:00Z">
-        <w:r>
-          <w:rPr>
-            <w:b/>
-            <w:bCs/>
-          </w:rPr>
-          <w:delText xml:space="preserve">posterior model probability</w:delText>
-        </w:r>
-      </w:del>
-      <w:del w:id="129" w:author="PR Preview" w:date="2026-01-01T00:00:00Z">
-        <w:r>
-          <w:delText xml:space="preserve"> </w:delText>
-        </w:r>
-      </w:del>
-      <w:del w:id="130" w:author="PR Preview" w:date="2026-01-01T00:00:00Z">
-        <w:r>
-          <w:delText xml:space="preserve">of</w:delText>
-        </w:r>
-      </w:del>
-      <w:del w:id="131" w:author="PR Preview" w:date="2026-01-01T00:00:00Z">
-        <w:r>
-          <w:delText xml:space="preserve"> </w:delText>
-        </w:r>
-      </w:del>
+      <w:r>
+        <w:t xml:space="preserve">.</w:t>
+      </w:r>
+      <w:r>
+        <w:t xml:space="preserve"> </w:t>
+      </w:r>
+      <w:r>
+        <w:t xml:space="preserve">The</w:t>
+      </w:r>
+      <w:r>
+        <w:t xml:space="preserve"> </w:t>
+      </w:r>
+      <w:r>
+        <w:rPr>
+          <w:b/>
+          <w:bCs/>
+        </w:rPr>
+        <w:t xml:space="preserve">posterior model probability</w:t>
+      </w:r>
+      <w:r>
+        <w:t xml:space="preserve"> </w:t>
+      </w:r>
+      <w:r>
+        <w:t xml:space="preserve">of</w:t>
+      </w:r>
+      <w:r>
+        <w:t xml:space="preserve"> </w:t>
+      </w:r>
       <m:oMath>
         <m:sSub>
           <m:e>
@@ -11279,605 +10532,23 @@
           </m:sub>
         </m:sSub>
       </m:oMath>
-      <w:del w:id="132" w:author="PR Preview" w:date="2026-01-01T00:00:00Z">
-        <w:r>
-          <w:delText xml:space="preserve"> </w:delText>
-        </w:r>
-      </w:del>
-      <w:del w:id="133" w:author="PR Preview" w:date="2026-01-01T00:00:00Z">
-        <w:r>
-          <w:delText xml:space="preserve">is</w:delText>
-        </w:r>
-      </w:del>
+      <w:r>
+        <w:t xml:space="preserve"> </w:t>
+      </w:r>
+      <w:r>
+        <w:t xml:space="preserve">is</w:t>
+      </w:r>
     </w:p>
     <w:p>
       <w:pPr>
         <w:pStyle w:val="BodyText"/>
       </w:pPr>
-      <m:oMathPara>
-        <m:oMathParaPr>
-          <m:jc m:val="center"/>
-        </m:oMathParaPr>
-        <m:oMath>
-          <m:r>
-            <m:rPr>
-              <m:sty m:val="p"/>
-            </m:rPr>
-            <m:t>p</m:t>
-          </m:r>
-          <m:r>
-            <m:rPr>
-              <m:sty m:val="p"/>
-            </m:rPr>
-            <m:t>(</m:t>
-          </m:r>
-          <m:sSub>
-            <m:e>
-              <m:r>
-                <m:t>M</m:t>
-              </m:r>
-            </m:e>
-            <m:sub>
-              <m:r>
-                <m:t>k</m:t>
-              </m:r>
-            </m:sub>
-          </m:sSub>
-          <m:r>
-            <m:rPr>
-              <m:sty m:val="p"/>
-            </m:rPr>
-            <m:t>∣</m:t>
-          </m:r>
-          <m:limLow>
-            <m:e>
-              <m:r>
-                <m:t>y</m:t>
-              </m:r>
-            </m:e>
-            <m:lim>
-              <m:r>
-                <m:rPr>
-                  <m:sty m:val="p"/>
-                </m:rPr>
-                <m:t>∼</m:t>
-              </m:r>
-            </m:lim>
-          </m:limLow>
-          <m:r>
-            <m:rPr>
-              <m:sty m:val="p"/>
-            </m:rPr>
-            <m:t>)</m:t>
-          </m:r>
-          <m:limUpp>
-            <m:e>
-              <m:r>
-                <m:rPr>
-                  <m:sty m:val="p"/>
-                </m:rPr>
-                <m:t>=</m:t>
-              </m:r>
-            </m:e>
-            <m:lim>
-              <m:r>
-                <m:rPr>
-                  <m:nor/>
-                  <m:sty m:val="p"/>
-                </m:rPr>
-                <m:t>def</m:t>
-              </m:r>
-            </m:lim>
-          </m:limUpp>
-          <m:f>
-            <m:fPr>
-              <m:type m:val="bar"/>
-            </m:fPr>
-            <m:num>
-              <m:r>
-                <m:rPr>
-                  <m:sty m:val="p"/>
-                </m:rPr>
-                <m:t>p</m:t>
-              </m:r>
-              <m:r>
-                <m:rPr>
-                  <m:sty m:val="p"/>
-                </m:rPr>
-                <m:t>(</m:t>
-              </m:r>
-              <m:limLow>
-                <m:e>
-                  <m:r>
-                    <m:t>y</m:t>
-                  </m:r>
-                </m:e>
-                <m:lim>
-                  <m:r>
-                    <m:rPr>
-                      <m:sty m:val="p"/>
-                    </m:rPr>
-                    <m:t>∼</m:t>
-                  </m:r>
-                </m:lim>
-              </m:limLow>
-              <m:r>
-                <m:rPr>
-                  <m:sty m:val="p"/>
-                </m:rPr>
-                <m:t>∣</m:t>
-              </m:r>
-              <m:sSub>
-                <m:e>
-                  <m:r>
-                    <m:t>M</m:t>
-                  </m:r>
-                </m:e>
-                <m:sub>
-                  <m:r>
-                    <m:t>k</m:t>
-                  </m:r>
-                </m:sub>
-              </m:sSub>
-              <m:r>
-                <m:rPr>
-                  <m:sty m:val="p"/>
-                </m:rPr>
-                <m:t>)</m:t>
-              </m:r>
-              <m:r>
-                <m:t> </m:t>
-              </m:r>
-              <m:r>
-                <m:rPr>
-                  <m:sty m:val="p"/>
-                </m:rPr>
-                <m:t>p</m:t>
-              </m:r>
-              <m:r>
-                <m:rPr>
-                  <m:sty m:val="p"/>
-                </m:rPr>
-                <m:t>(</m:t>
-              </m:r>
-              <m:sSub>
-                <m:e>
-                  <m:r>
-                    <m:t>M</m:t>
-                  </m:r>
-                </m:e>
-                <m:sub>
-                  <m:r>
-                    <m:t>k</m:t>
-                  </m:r>
-                </m:sub>
-              </m:sSub>
-              <m:r>
-                <m:rPr>
-                  <m:sty m:val="p"/>
-                </m:rPr>
-                <m:t>)</m:t>
-              </m:r>
-            </m:num>
-            <m:den>
-              <m:nary>
-                <m:naryPr>
-                  <m:chr m:val="∑"/>
-                  <m:limLoc m:val="undOvr"/>
-                  <m:subHide m:val="off"/>
-                  <m:supHide m:val="off"/>
-                </m:naryPr>
-                <m:sub>
-                  <m:r>
-                    <m:t>l</m:t>
-                  </m:r>
-                  <m:r>
-                    <m:rPr>
-                      <m:sty m:val="p"/>
-                    </m:rPr>
-                    <m:t>=</m:t>
-                  </m:r>
-                  <m:r>
-                    <m:t>1</m:t>
-                  </m:r>
-                </m:sub>
-                <m:sup>
-                  <m:r>
-                    <m:t>K</m:t>
-                  </m:r>
-                </m:sup>
-                <m:e>
-                  <m:r>
-                    <m:rPr>
-                      <m:sty m:val="p"/>
-                    </m:rPr>
-                    <m:t>p</m:t>
-                  </m:r>
-                </m:e>
-              </m:nary>
-              <m:r>
-                <m:rPr>
-                  <m:sty m:val="p"/>
-                </m:rPr>
-                <m:t>(</m:t>
-              </m:r>
-              <m:limLow>
-                <m:e>
-                  <m:r>
-                    <m:t>y</m:t>
-                  </m:r>
-                </m:e>
-                <m:lim>
-                  <m:r>
-                    <m:rPr>
-                      <m:sty m:val="p"/>
-                    </m:rPr>
-                    <m:t>∼</m:t>
-                  </m:r>
-                </m:lim>
-              </m:limLow>
-              <m:r>
-                <m:rPr>
-                  <m:sty m:val="p"/>
-                </m:rPr>
-                <m:t>∣</m:t>
-              </m:r>
-              <m:sSub>
-                <m:e>
-                  <m:r>
-                    <m:t>M</m:t>
-                  </m:r>
-                </m:e>
-                <m:sub>
-                  <m:r>
-                    <m:t>l</m:t>
-                  </m:r>
-                </m:sub>
-              </m:sSub>
-              <m:r>
-                <m:rPr>
-                  <m:sty m:val="p"/>
-                </m:rPr>
-                <m:t>)</m:t>
-              </m:r>
-              <m:r>
-                <m:t> </m:t>
-              </m:r>
-              <m:r>
-                <m:rPr>
-                  <m:sty m:val="p"/>
-                </m:rPr>
-                <m:t>p</m:t>
-              </m:r>
-              <m:r>
-                <m:rPr>
-                  <m:sty m:val="p"/>
-                </m:rPr>
-                <m:t>(</m:t>
-              </m:r>
-              <m:sSub>
-                <m:e>
-                  <m:r>
-                    <m:t>M</m:t>
-                  </m:r>
-                </m:e>
-                <m:sub>
-                  <m:r>
-                    <m:t>l</m:t>
-                  </m:r>
-                </m:sub>
-              </m:sSub>
-              <m:r>
-                <m:rPr>
-                  <m:sty m:val="p"/>
-                </m:rPr>
-                <m:t>)</m:t>
-              </m:r>
-            </m:den>
-          </m:f>
-          <m:r>
-            <m:rPr>
-              <m:sty m:val="p"/>
-            </m:rPr>
-            <m:t>.</m:t>
-          </m:r>
-        </m:oMath>
-      </m:oMathPara>
-    </w:p>
-    <w:p>
-      <w:pPr>
-        <w:pStyle w:val="BodyText"/>
-      </w:pPr>
-      <w:ins w:id="134" w:author="PR Preview" w:date="2026-01-01T00:00:00Z">
-        <w:r>
-          <w:rPr>
-            <w:b/>
-            <w:bCs/>
-          </w:rPr>
-          <w:t xml:space="preserve">Definition 1 (Posterior model probability)</w:t>
-        </w:r>
-      </w:ins>
-      <w:ins w:id="135" w:author="PR Preview" w:date="2026-01-01T00:00:00Z">
-        <w:r>
-          <w:t xml:space="preserve"> </w:t>
-        </w:r>
-      </w:ins>
-      <w:ins w:id="136" w:author="PR Preview" w:date="2026-01-01T00:00:00Z">
-        <w:r>
-          <w:t xml:space="preserve">Let</w:t>
-        </w:r>
-      </w:ins>
-      <w:ins w:id="137" w:author="PR Preview" w:date="2026-01-01T00:00:00Z">
-        <w:r>
-          <w:t xml:space="preserve"> </w:t>
-        </w:r>
-      </w:ins>
-      <m:oMath>
-        <m:sSub>
-          <m:e>
-            <m:r>
-              <m:t>M</m:t>
-            </m:r>
-          </m:e>
-          <m:sub>
-            <m:r>
-              <m:t>1</m:t>
-            </m:r>
-          </m:sub>
-        </m:sSub>
-        <m:r>
-          <m:rPr>
-            <m:sty m:val="p"/>
-          </m:rPr>
-          <m:t>,</m:t>
-        </m:r>
-        <m:r>
-          <m:rPr>
-            <m:sty m:val="p"/>
-          </m:rPr>
-          <m:t>…</m:t>
-        </m:r>
-        <m:r>
-          <m:rPr>
-            <m:sty m:val="p"/>
-          </m:rPr>
-          <m:t>,</m:t>
-        </m:r>
-        <m:sSub>
-          <m:e>
-            <m:r>
-              <m:t>M</m:t>
-            </m:r>
-          </m:e>
-          <m:sub>
-            <m:r>
-              <m:t>K</m:t>
-            </m:r>
-          </m:sub>
-        </m:sSub>
-      </m:oMath>
-      <w:ins w:id="138" w:author="PR Preview" w:date="2026-01-01T00:00:00Z">
-        <w:r>
-          <w:t xml:space="preserve"> </w:t>
-        </w:r>
-      </w:ins>
-      <w:ins w:id="139" w:author="PR Preview" w:date="2026-01-01T00:00:00Z">
-        <w:r>
-          <w:t xml:space="preserve">be candidate models</w:t>
-        </w:r>
-      </w:ins>
-      <w:ins w:id="140" w:author="PR Preview" w:date="2026-01-01T00:00:00Z">
-        <w:r>
-          <w:t xml:space="preserve"> </w:t>
-        </w:r>
-      </w:ins>
-      <w:ins w:id="141" w:author="PR Preview" w:date="2026-01-01T00:00:00Z">
-        <w:r>
-          <w:t xml:space="preserve">with prior probabilities</w:t>
-        </w:r>
-      </w:ins>
-      <w:ins w:id="142" w:author="PR Preview" w:date="2026-01-01T00:00:00Z">
-        <w:r>
-          <w:t xml:space="preserve"> </w:t>
-        </w:r>
-      </w:ins>
-      <m:oMath>
-        <m:r>
-          <m:rPr>
-            <m:sty m:val="p"/>
-          </m:rPr>
-          <m:t>p</m:t>
-        </m:r>
-        <m:r>
-          <m:rPr>
-            <m:sty m:val="p"/>
-          </m:rPr>
-          <m:t>(</m:t>
-        </m:r>
-        <m:sSub>
-          <m:e>
-            <m:r>
-              <m:t>M</m:t>
-            </m:r>
-          </m:e>
-          <m:sub>
-            <m:r>
-              <m:t>k</m:t>
-            </m:r>
-          </m:sub>
-        </m:sSub>
-        <m:r>
-          <m:rPr>
-            <m:sty m:val="p"/>
-          </m:rPr>
-          <m:t>)</m:t>
-        </m:r>
-      </m:oMath>
-      <w:ins w:id="143" w:author="PR Preview" w:date="2026-01-01T00:00:00Z">
-        <w:r>
-          <w:t xml:space="preserve"> </w:t>
-        </w:r>
-      </w:ins>
-      <w:ins w:id="144" w:author="PR Preview" w:date="2026-01-01T00:00:00Z">
-        <w:r>
-          <w:t xml:space="preserve">summing to 1,</w:t>
-        </w:r>
-      </w:ins>
-      <w:ins w:id="145" w:author="PR Preview" w:date="2026-01-01T00:00:00Z">
-        <w:r>
-          <w:t xml:space="preserve"> </w:t>
-        </w:r>
-      </w:ins>
-      <w:ins w:id="146" w:author="PR Preview" w:date="2026-01-01T00:00:00Z">
-        <w:r>
-          <w:t xml:space="preserve">and let</w:t>
-        </w:r>
-      </w:ins>
-      <w:ins w:id="147" w:author="PR Preview" w:date="2026-01-01T00:00:00Z">
-        <w:r>
-          <w:t xml:space="preserve"> </w:t>
-        </w:r>
-      </w:ins>
-      <w:ins w:id="148" w:author="PR Preview" w:date="2026-01-01T00:00:00Z">
-        <w:r>
-          <w:t xml:space="preserve">$\operatorname{p}(\mathord{\smash[b]{\underset{\raise.3ex\hbox{$\scriptstyle\sim$}}{y}}\vphantom{y}}\mid M_k)$</w:t>
-        </w:r>
-      </w:ins>
-      <w:ins w:id="149" w:author="PR Preview" w:date="2026-01-01T00:00:00Z">
-        <w:r>
-          <w:t xml:space="preserve"> </w:t>
-        </w:r>
-      </w:ins>
-      <w:ins w:id="150" w:author="PR Preview" w:date="2026-01-01T00:00:00Z">
-        <w:r>
-          <w:t xml:space="preserve">be the</w:t>
-        </w:r>
-      </w:ins>
-      <w:ins w:id="151" w:author="PR Preview" w:date="2026-01-01T00:00:00Z">
-        <w:r>
-          <w:t xml:space="preserve"> </w:t>
-        </w:r>
-      </w:ins>
-      <w:hyperlink r:id="rId31">
-        <w:ins w:id="152" w:author="PR Preview" w:date="2026-01-01T00:00:00Z">
-          <w:r>
-            <w:rPr>
-              <w:rStyle w:val="Hyperlink"/>
-            </w:rPr>
-            <w:t xml:space="preserve">marginal likelihood</w:t>
-          </w:r>
-        </w:ins>
-      </w:hyperlink>
-      <w:ins w:id="153" w:author="PR Preview" w:date="2026-01-01T00:00:00Z">
-        <w:r>
-          <w:t xml:space="preserve"> </w:t>
-        </w:r>
-      </w:ins>
-      <w:ins w:id="154" w:author="PR Preview" w:date="2026-01-01T00:00:00Z">
-        <w:r>
-          <w:t xml:space="preserve">of the data under model</w:t>
-        </w:r>
-      </w:ins>
-      <w:ins w:id="155" w:author="PR Preview" w:date="2026-01-01T00:00:00Z">
-        <w:r>
-          <w:t xml:space="preserve"> </w:t>
-        </w:r>
-      </w:ins>
-      <m:oMath>
-        <m:sSub>
-          <m:e>
-            <m:r>
-              <m:t>M</m:t>
-            </m:r>
-          </m:e>
-          <m:sub>
-            <m:r>
-              <m:t>k</m:t>
-            </m:r>
-          </m:sub>
-        </m:sSub>
-      </m:oMath>
-      <w:ins w:id="156" w:author="PR Preview" w:date="2026-01-01T00:00:00Z">
-        <w:r>
-          <w:t xml:space="preserve">.</w:t>
-        </w:r>
-      </w:ins>
-      <w:ins w:id="157" w:author="PR Preview" w:date="2026-01-01T00:00:00Z">
-        <w:r>
-          <w:t xml:space="preserve"> </w:t>
-        </w:r>
-      </w:ins>
-      <w:ins w:id="158" w:author="PR Preview" w:date="2026-01-01T00:00:00Z">
-        <w:r>
-          <w:t xml:space="preserve">The</w:t>
-        </w:r>
-      </w:ins>
-      <w:ins w:id="159" w:author="PR Preview" w:date="2026-01-01T00:00:00Z">
-        <w:r>
-          <w:t xml:space="preserve"> </w:t>
-        </w:r>
-      </w:ins>
-      <w:ins w:id="160" w:author="PR Preview" w:date="2026-01-01T00:00:00Z">
-        <w:r>
-          <w:rPr>
-            <w:b/>
-            <w:bCs/>
-          </w:rPr>
-          <w:t xml:space="preserve">posterior model probability</w:t>
-        </w:r>
-      </w:ins>
-      <w:ins w:id="161" w:author="PR Preview" w:date="2026-01-01T00:00:00Z">
-        <w:r>
-          <w:t xml:space="preserve"> </w:t>
-        </w:r>
-      </w:ins>
-      <w:ins w:id="162" w:author="PR Preview" w:date="2026-01-01T00:00:00Z">
-        <w:r>
-          <w:t xml:space="preserve">of</w:t>
-        </w:r>
-      </w:ins>
-      <w:ins w:id="163" w:author="PR Preview" w:date="2026-01-01T00:00:00Z">
-        <w:r>
-          <w:t xml:space="preserve"> </w:t>
-        </w:r>
-      </w:ins>
-      <m:oMath>
-        <m:sSub>
-          <m:e>
-            <m:r>
-              <m:t>M</m:t>
-            </m:r>
-          </m:e>
-          <m:sub>
-            <m:r>
-              <m:t>k</m:t>
-            </m:r>
-          </m:sub>
-        </m:sSub>
-      </m:oMath>
-      <w:ins w:id="164" w:author="PR Preview" w:date="2026-01-01T00:00:00Z">
-        <w:r>
-          <w:t xml:space="preserve"> </w:t>
-        </w:r>
-      </w:ins>
-      <w:ins w:id="165" w:author="PR Preview" w:date="2026-01-01T00:00:00Z">
-        <w:r>
-          <w:t xml:space="preserve">is</w:t>
-        </w:r>
-      </w:ins>
-    </w:p>
-    <w:p>
-      <w:pPr>
-        <w:pStyle w:val="BodyText"/>
-      </w:pPr>
-      <w:ins w:id="166" w:author="PR Preview" w:date="2026-01-01T00:00:00Z">
-        <w:r>
-          <w:t xml:space="preserve">$$
+      <w:r>
+        <w:t xml:space="preserve">$$
     \operatorname{p}(M_k \mid \mathord{\smash[b]{\underset{\raise.3ex\hbox{$\scriptstyle\sim$}}{y}}\vphantom{y}}) \stackrel{\text{def}}{=}
     \frac{\operatorname{p}(\mathord{\smash[b]{\underset{\raise.3ex\hbox{$\scriptstyle\sim$}}{y}}\vphantom{y}}\mid M_k)\, \operatorname{p}(M_k)}{\sum_{l=1}^{K} \operatorname{p}(\mathord{\smash[b]{\underset{\raise.3ex\hbox{$\scriptstyle\sim$}}{y}}\vphantom{y}}\mid M_l)\, \operatorname{p}(M_l)}.
     $$</w:t>
-        </w:r>
-      </w:ins>
+      </w:r>
     </w:p>
     <w:bookmarkEnd w:id="32"/>
     <w:bookmarkStart w:id="33" w:name="exm-posterior-model-probability"/>
@@ -12002,482 +10673,109 @@
       <w:pPr>
         <w:pStyle w:val="FirstParagraph"/>
       </w:pPr>
-      <w:del w:id="167" w:author="PR Preview" w:date="2026-01-01T00:00:00Z">
-        <w:r>
-          <w:delText xml:space="preserve">and marginal likelihoods</w:delText>
-        </w:r>
-      </w:del>
-      <w:del w:id="168" w:author="PR Preview" w:date="2026-01-01T00:00:00Z">
-        <w:r>
-          <w:delText xml:space="preserve"> </w:delText>
-        </w:r>
-      </w:del>
-      <m:oMath>
-        <m:r>
-          <m:rPr>
-            <m:sty m:val="p"/>
-          </m:rPr>
-          <m:t>p</m:t>
-        </m:r>
-        <m:r>
-          <m:rPr>
-            <m:sty m:val="p"/>
-          </m:rPr>
-          <m:t>(</m:t>
-        </m:r>
-        <m:limLow>
-          <m:e>
-            <m:r>
-              <m:t>y</m:t>
-            </m:r>
-          </m:e>
-          <m:lim>
-            <m:r>
-              <m:rPr>
-                <m:sty m:val="p"/>
-              </m:rPr>
-              <m:t>∼</m:t>
-            </m:r>
-          </m:lim>
-        </m:limLow>
-        <m:r>
-          <m:rPr>
-            <m:sty m:val="p"/>
-          </m:rPr>
-          <m:t>∣</m:t>
-        </m:r>
-        <m:sSub>
-          <m:e>
-            <m:r>
-              <m:t>M</m:t>
-            </m:r>
-          </m:e>
-          <m:sub>
-            <m:r>
-              <m:t>1</m:t>
-            </m:r>
-          </m:sub>
-        </m:sSub>
-        <m:r>
-          <m:rPr>
-            <m:sty m:val="p"/>
-          </m:rPr>
-          <m:t>)</m:t>
-        </m:r>
-        <m:r>
-          <m:rPr>
-            <m:sty m:val="p"/>
-          </m:rPr>
-          <m:t>=</m:t>
-        </m:r>
-        <m:r>
-          <m:t>0.02</m:t>
-        </m:r>
-      </m:oMath>
-      <w:del w:id="169" w:author="PR Preview" w:date="2026-01-01T00:00:00Z">
-        <w:r>
-          <w:delText xml:space="preserve"> </w:delText>
-        </w:r>
-      </w:del>
-      <w:del w:id="170" w:author="PR Preview" w:date="2026-01-01T00:00:00Z">
-        <w:r>
-          <w:delText xml:space="preserve">and</w:delText>
-        </w:r>
-      </w:del>
-      <w:del w:id="171" w:author="PR Preview" w:date="2026-01-01T00:00:00Z">
-        <w:r>
-          <w:delText xml:space="preserve"> </w:delText>
-        </w:r>
-      </w:del>
-      <m:oMath>
-        <m:r>
-          <m:rPr>
-            <m:sty m:val="p"/>
-          </m:rPr>
-          <m:t>p</m:t>
-        </m:r>
-        <m:r>
-          <m:rPr>
-            <m:sty m:val="p"/>
-          </m:rPr>
-          <m:t>(</m:t>
-        </m:r>
-        <m:limLow>
-          <m:e>
-            <m:r>
-              <m:t>y</m:t>
-            </m:r>
-          </m:e>
-          <m:lim>
-            <m:r>
-              <m:rPr>
-                <m:sty m:val="p"/>
-              </m:rPr>
-              <m:t>∼</m:t>
-            </m:r>
-          </m:lim>
-        </m:limLow>
-        <m:r>
-          <m:rPr>
-            <m:sty m:val="p"/>
-          </m:rPr>
-          <m:t>∣</m:t>
-        </m:r>
-        <m:sSub>
-          <m:e>
-            <m:r>
-              <m:t>M</m:t>
-            </m:r>
-          </m:e>
-          <m:sub>
-            <m:r>
-              <m:t>2</m:t>
-            </m:r>
-          </m:sub>
-        </m:sSub>
-        <m:r>
-          <m:rPr>
-            <m:sty m:val="p"/>
-          </m:rPr>
-          <m:t>)</m:t>
-        </m:r>
-        <m:r>
-          <m:rPr>
-            <m:sty m:val="p"/>
-          </m:rPr>
-          <m:t>=</m:t>
-        </m:r>
-        <m:r>
-          <m:t>0.06</m:t>
-        </m:r>
-      </m:oMath>
-      <w:del w:id="172" w:author="PR Preview" w:date="2026-01-01T00:00:00Z">
-        <w:r>
-          <w:delText xml:space="preserve"> </w:delText>
-        </w:r>
-      </w:del>
-      <w:del w:id="173" w:author="PR Preview" w:date="2026-01-01T00:00:00Z">
-        <w:r>
-          <w:delText xml:space="preserve">have posterior probabilities</w:delText>
-        </w:r>
-      </w:del>
+      <w:r>
+        <w:t xml:space="preserve">and marginal likelihoods</w:t>
+      </w:r>
+      <w:r>
+        <w:t xml:space="preserve"> </w:t>
+      </w:r>
+      <w:r>
+        <w:t xml:space="preserve">$\operatorname{p}(\mathord{\smash[b]{\underset{\raise.3ex\hbox{$\scriptstyle\sim$}}{y}}\vphantom{y}}\mid M_1) = 0.02$</w:t>
+      </w:r>
+      <w:r>
+        <w:t xml:space="preserve"> </w:t>
+      </w:r>
+      <w:r>
+        <w:t xml:space="preserve">and</w:t>
+      </w:r>
+      <w:r>
+        <w:t xml:space="preserve"> </w:t>
+      </w:r>
+      <w:r>
+        <w:t xml:space="preserve">$\operatorname{p}(\mathord{\smash[b]{\underset{\raise.3ex\hbox{$\scriptstyle\sim$}}{y}}\vphantom{y}}\mid M_2) = 0.06$</w:t>
+      </w:r>
+      <w:r>
+        <w:t xml:space="preserve"> </w:t>
+      </w:r>
+      <w:r>
+        <w:t xml:space="preserve">have posterior probabilities</w:t>
+      </w:r>
     </w:p>
     <w:p>
       <w:pPr>
         <w:pStyle w:val="BodyText"/>
       </w:pPr>
-      <m:oMathPara>
-        <m:oMathParaPr>
-          <m:jc m:val="center"/>
-        </m:oMathParaPr>
-        <m:oMath>
-          <m:eqArr>
-            <m:e>
-              <m:r>
-                <m:rPr>
-                  <m:sty m:val="p"/>
-                </m:rPr>
-                <m:t>p</m:t>
-              </m:r>
-              <m:r>
-                <m:rPr>
-                  <m:sty m:val="p"/>
-                </m:rPr>
-                <m:t>(</m:t>
-              </m:r>
-              <m:sSub>
-                <m:e>
-                  <m:r>
-                    <m:t>M</m:t>
-                  </m:r>
-                </m:e>
-                <m:sub>
-                  <m:r>
-                    <m:t>1</m:t>
-                  </m:r>
-                </m:sub>
-              </m:sSub>
-              <m:r>
-                <m:rPr>
-                  <m:sty m:val="p"/>
-                </m:rPr>
-                <m:t>∣</m:t>
-              </m:r>
-              <m:limLow>
-                <m:e>
-                  <m:r>
-                    <m:t>y</m:t>
-                  </m:r>
-                </m:e>
-                <m:lim>
-                  <m:r>
-                    <m:rPr>
-                      <m:sty m:val="p"/>
-                    </m:rPr>
-                    <m:t>∼</m:t>
-                  </m:r>
-                </m:lim>
-              </m:limLow>
-              <m:r>
-                <m:rPr>
-                  <m:sty m:val="p"/>
-                </m:rPr>
-                <m:t>)</m:t>
-              </m:r>
-              <m:r>
-                <m:t>&amp;</m:t>
-              </m:r>
-              <m:r>
-                <m:rPr>
-                  <m:sty m:val="p"/>
-                </m:rPr>
-                <m:t>=</m:t>
-              </m:r>
-              <m:r>
-                <m:t>0.01</m:t>
-              </m:r>
-              <m:r>
-                <m:rPr>
-                  <m:sty m:val="p"/>
-                </m:rPr>
-                <m:t>/</m:t>
-              </m:r>
-              <m:r>
-                <m:rPr>
-                  <m:sty m:val="p"/>
-                </m:rPr>
-                <m:t>(</m:t>
-              </m:r>
-              <m:r>
-                <m:t>0.01</m:t>
-              </m:r>
-              <m:r>
-                <m:rPr>
-                  <m:sty m:val="p"/>
-                </m:rPr>
-                <m:t>+</m:t>
-              </m:r>
-              <m:r>
-                <m:t>0.03</m:t>
-              </m:r>
-              <m:r>
-                <m:rPr>
-                  <m:sty m:val="p"/>
-                </m:rPr>
-                <m:t>)</m:t>
-              </m:r>
-            </m:e>
-            <m:e>
-              <m:r>
-                <m:t>&amp;</m:t>
-              </m:r>
-              <m:r>
-                <m:rPr>
-                  <m:sty m:val="p"/>
-                </m:rPr>
-                <m:t>=</m:t>
-              </m:r>
-              <m:r>
-                <m:t>0.25</m:t>
-              </m:r>
-            </m:e>
-          </m:eqArr>
-        </m:oMath>
-      </m:oMathPara>
+      <w:r>
+        <w:t xml:space="preserve">$$
+    \begin{aligned}
+      \operatorname{p}(M_1 \mid \mathord{\smash[b]{\underset{\raise.3ex\hbox{$\scriptstyle\sim$}}{y}}\vphantom{y}}) &amp;= 0.01 / (0.01 + 0.03) \\
+      &amp;= 0.25
+    \end{aligned}
+    $$</w:t>
+      </w:r>
     </w:p>
     <w:p>
       <w:pPr>
         <w:pStyle w:val="FirstParagraph"/>
       </w:pPr>
-      <w:del w:id="174" w:author="PR Preview" w:date="2026-01-01T00:00:00Z">
-        <w:r>
-          <w:delText xml:space="preserve">and</w:delText>
-        </w:r>
-      </w:del>
-      <w:del w:id="175" w:author="PR Preview" w:date="2026-01-01T00:00:00Z">
-        <w:r>
-          <w:delText xml:space="preserve"> </w:delText>
-        </w:r>
-      </w:del>
-      <m:oMath>
-        <m:r>
-          <m:rPr>
-            <m:sty m:val="p"/>
-          </m:rPr>
-          <m:t>p</m:t>
-        </m:r>
-        <m:r>
-          <m:rPr>
-            <m:sty m:val="p"/>
-          </m:rPr>
-          <m:t>(</m:t>
-        </m:r>
-        <m:sSub>
-          <m:e>
-            <m:r>
-              <m:t>M</m:t>
-            </m:r>
-          </m:e>
-          <m:sub>
-            <m:r>
-              <m:t>2</m:t>
-            </m:r>
-          </m:sub>
-        </m:sSub>
-        <m:r>
-          <m:rPr>
-            <m:sty m:val="p"/>
-          </m:rPr>
-          <m:t>∣</m:t>
-        </m:r>
-        <m:limLow>
-          <m:e>
-            <m:r>
-              <m:t>y</m:t>
-            </m:r>
-          </m:e>
-          <m:lim>
-            <m:r>
-              <m:rPr>
-                <m:sty m:val="p"/>
-              </m:rPr>
-              <m:t>∼</m:t>
-            </m:r>
-          </m:lim>
-        </m:limLow>
-        <m:r>
-          <m:rPr>
-            <m:sty m:val="p"/>
-          </m:rPr>
-          <m:t>)</m:t>
-        </m:r>
-        <m:r>
-          <m:rPr>
-            <m:sty m:val="p"/>
-          </m:rPr>
-          <m:t>=</m:t>
-        </m:r>
-        <m:r>
-          <m:t>0.75</m:t>
-        </m:r>
-      </m:oMath>
-      <w:del w:id="176" w:author="PR Preview" w:date="2026-01-01T00:00:00Z">
-        <w:r>
-          <w:delText xml:space="preserve">.</w:delText>
-        </w:r>
-      </w:del>
+      <w:r>
+        <w:t xml:space="preserve">and</w:t>
+      </w:r>
+      <w:r>
+        <w:t xml:space="preserve"> </w:t>
+      </w:r>
+      <w:r>
+        <w:t xml:space="preserve">$\operatorname{p}(M_2 \mid \mathord{\smash[b]{\underset{\raise.3ex\hbox{$\scriptstyle\sim$}}{y}}\vphantom{y}}) = 0.75$</w:t>
+      </w:r>
+      <w:r>
+        <w:t xml:space="preserve">.</w:t>
+      </w:r>
     </w:p>
+    <w:bookmarkEnd w:id="33"/>
+    <w:bookmarkStart w:id="34" w:name="def-bma"/>
     <w:p>
       <w:pPr>
         <w:pStyle w:val="BodyText"/>
       </w:pPr>
-      <w:del w:id="177" w:author="PR Preview" w:date="2026-01-01T00:00:00Z">
+      <w:r>
+        <w:rPr>
+          <w:b/>
+          <w:bCs/>
+        </w:rPr>
+        <w:t xml:space="preserve">Definition 2 (Bayesian model averaging)</w:t>
+      </w:r>
+      <w:r>
+        <w:t xml:space="preserve"> </w:t>
+      </w:r>
+      <w:r>
+        <w:t xml:space="preserve">With the</w:t>
+      </w:r>
+      <w:r>
+        <w:t xml:space="preserve"> </w:t>
+      </w:r>
+      <w:hyperlink w:anchor="def-posterior-model-probability">
         <w:r>
           <w:rPr>
-            <w:b/>
-            <w:bCs/>
+            <w:rStyle w:val="Hyperlink"/>
           </w:rPr>
-          <w:delText xml:space="preserve">Definition 2 (Bayesian model averaging)</w:delText>
+          <w:t xml:space="preserve">posterior model probabilities</w:t>
         </w:r>
-      </w:del>
-      <w:del w:id="178" w:author="PR Preview" w:date="2026-01-01T00:00:00Z">
-        <w:r>
-          <w:delText xml:space="preserve"> </w:delText>
-        </w:r>
-      </w:del>
-      <w:del w:id="179" w:author="PR Preview" w:date="2026-01-01T00:00:00Z">
-        <w:r>
-          <w:delText xml:space="preserve">With the</w:delText>
-        </w:r>
-      </w:del>
-      <w:del w:id="180" w:author="PR Preview" w:date="2026-01-01T00:00:00Z">
-        <w:r>
-          <w:delText xml:space="preserve"> </w:delText>
-        </w:r>
-      </w:del>
-      <w:hyperlink w:anchor="def-posterior-model-probability">
-        <w:del w:id="181" w:author="PR Preview" w:date="2026-01-01T00:00:00Z">
-          <w:r>
-            <w:rPr>
-              <w:rStyle w:val="Hyperlink"/>
-            </w:rPr>
-            <w:delText xml:space="preserve">posterior model probabilities</w:delText>
-          </w:r>
-        </w:del>
       </w:hyperlink>
-      <w:del w:id="182" w:author="PR Preview" w:date="2026-01-01T00:00:00Z">
-        <w:r>
-          <w:delText xml:space="preserve"> </w:delText>
-        </w:r>
-      </w:del>
-      <m:oMath>
-        <m:r>
-          <m:rPr>
-            <m:sty m:val="p"/>
-          </m:rPr>
-          <m:t>p</m:t>
-        </m:r>
-        <m:r>
-          <m:rPr>
-            <m:sty m:val="p"/>
-          </m:rPr>
-          <m:t>(</m:t>
-        </m:r>
-        <m:sSub>
-          <m:e>
-            <m:r>
-              <m:t>M</m:t>
-            </m:r>
-          </m:e>
-          <m:sub>
-            <m:r>
-              <m:t>k</m:t>
-            </m:r>
-          </m:sub>
-        </m:sSub>
-        <m:r>
-          <m:rPr>
-            <m:sty m:val="p"/>
-          </m:rPr>
-          <m:t>∣</m:t>
-        </m:r>
-        <m:limLow>
-          <m:e>
-            <m:r>
-              <m:t>y</m:t>
-            </m:r>
-          </m:e>
-          <m:lim>
-            <m:r>
-              <m:rPr>
-                <m:sty m:val="p"/>
-              </m:rPr>
-              <m:t>∼</m:t>
-            </m:r>
-          </m:lim>
-        </m:limLow>
-        <m:r>
-          <m:rPr>
-            <m:sty m:val="p"/>
-          </m:rPr>
-          <m:t>)</m:t>
-        </m:r>
-      </m:oMath>
-      <w:del w:id="183" w:author="PR Preview" w:date="2026-01-01T00:00:00Z">
-        <w:r>
-          <w:delText xml:space="preserve"> </w:delText>
-        </w:r>
-      </w:del>
-      <w:del w:id="184" w:author="PR Preview" w:date="2026-01-01T00:00:00Z">
-        <w:r>
-          <w:delText xml:space="preserve">of candidate models</w:delText>
-        </w:r>
-      </w:del>
-      <w:del w:id="185" w:author="PR Preview" w:date="2026-01-01T00:00:00Z">
-        <w:r>
-          <w:delText xml:space="preserve"> </w:delText>
-        </w:r>
-      </w:del>
+      <w:r>
+        <w:t xml:space="preserve"> </w:t>
+      </w:r>
+      <w:r>
+        <w:t xml:space="preserve">$\operatorname{p}(M_k \mid \mathord{\smash[b]{\underset{\raise.3ex\hbox{$\scriptstyle\sim$}}{y}}\vphantom{y}})$</w:t>
+      </w:r>
+      <w:r>
+        <w:t xml:space="preserve"> </w:t>
+      </w:r>
+      <w:r>
+        <w:t xml:space="preserve">of candidate models</w:t>
+      </w:r>
+      <w:r>
+        <w:t xml:space="preserve"> </w:t>
+      </w:r>
       <m:oMath>
         <m:sSub>
           <m:e>
@@ -12522,40 +10820,28 @@
           </m:sub>
         </m:sSub>
       </m:oMath>
-      <w:del w:id="186" w:author="PR Preview" w:date="2026-01-01T00:00:00Z">
-        <w:r>
-          <w:delText xml:space="preserve">,</w:delText>
-        </w:r>
-      </w:del>
-      <w:del w:id="187" w:author="PR Preview" w:date="2026-01-01T00:00:00Z">
-        <w:r>
-          <w:delText xml:space="preserve"> </w:delText>
-        </w:r>
-      </w:del>
-      <w:del w:id="188" w:author="PR Preview" w:date="2026-01-01T00:00:00Z">
-        <w:r>
-          <w:rPr>
-            <w:b/>
-            <w:bCs/>
-          </w:rPr>
-          <w:delText xml:space="preserve">Bayesian model averaging</w:delText>
-        </w:r>
-      </w:del>
-      <w:del w:id="189" w:author="PR Preview" w:date="2026-01-01T00:00:00Z">
-        <w:r>
-          <w:delText xml:space="preserve"> </w:delText>
-        </w:r>
-      </w:del>
-      <w:del w:id="190" w:author="PR Preview" w:date="2026-01-01T00:00:00Z">
-        <w:r>
-          <w:delText xml:space="preserve">estimates a quantity</w:delText>
-        </w:r>
-      </w:del>
-      <w:del w:id="191" w:author="PR Preview" w:date="2026-01-01T00:00:00Z">
-        <w:r>
-          <w:delText xml:space="preserve"> </w:delText>
-        </w:r>
-      </w:del>
+      <w:r>
+        <w:t xml:space="preserve">,</w:t>
+      </w:r>
+      <w:r>
+        <w:t xml:space="preserve"> </w:t>
+      </w:r>
+      <w:r>
+        <w:rPr>
+          <w:b/>
+          <w:bCs/>
+        </w:rPr>
+        <w:t xml:space="preserve">Bayesian model averaging</w:t>
+      </w:r>
+      <w:r>
+        <w:t xml:space="preserve"> </w:t>
+      </w:r>
+      <w:r>
+        <w:t xml:space="preserve">estimates a quantity</w:t>
+      </w:r>
+      <w:r>
+        <w:t xml:space="preserve"> </w:t>
+      </w:r>
       <m:oMath>
         <m:r>
           <m:rPr>
@@ -12564,528 +10850,28 @@
           <m:t>Δ</m:t>
         </m:r>
       </m:oMath>
-      <w:del w:id="192" w:author="PR Preview" w:date="2026-01-01T00:00:00Z">
-        <w:r>
-          <w:delText xml:space="preserve"> </w:delText>
-        </w:r>
-      </w:del>
-      <w:del w:id="193" w:author="PR Preview" w:date="2026-01-01T00:00:00Z">
-        <w:r>
-          <w:delText xml:space="preserve">that has the same meaning in every model</w:delText>
-        </w:r>
-      </w:del>
-      <w:del w:id="194" w:author="PR Preview" w:date="2026-01-01T00:00:00Z">
-        <w:r>
-          <w:delText xml:space="preserve"> </w:delText>
-        </w:r>
-      </w:del>
-      <w:del w:id="195" w:author="PR Preview" w:date="2026-01-01T00:00:00Z">
-        <w:r>
-          <w:delText xml:space="preserve">by its posterior distribution averaged over the models:</w:delText>
-        </w:r>
-      </w:del>
+      <w:r>
+        <w:t xml:space="preserve"> </w:t>
+      </w:r>
+      <w:r>
+        <w:t xml:space="preserve">that has the same meaning in every model</w:t>
+      </w:r>
+      <w:r>
+        <w:t xml:space="preserve"> </w:t>
+      </w:r>
+      <w:r>
+        <w:t xml:space="preserve">by its posterior distribution averaged over the models:</w:t>
+      </w:r>
     </w:p>
     <w:p>
       <w:pPr>
         <w:pStyle w:val="BodyText"/>
       </w:pPr>
-      <m:oMathPara>
-        <m:oMathParaPr>
-          <m:jc m:val="center"/>
-        </m:oMathParaPr>
-        <m:oMath>
-          <m:r>
-            <m:rPr>
-              <m:sty m:val="p"/>
-            </m:rPr>
-            <m:t>p</m:t>
-          </m:r>
-          <m:r>
-            <m:rPr>
-              <m:sty m:val="p"/>
-            </m:rPr>
-            <m:t>(</m:t>
-          </m:r>
-          <m:r>
-            <m:rPr>
-              <m:sty m:val="p"/>
-            </m:rPr>
-            <m:t>Δ</m:t>
-          </m:r>
-          <m:r>
-            <m:rPr>
-              <m:sty m:val="p"/>
-            </m:rPr>
-            <m:t>∣</m:t>
-          </m:r>
-          <m:limLow>
-            <m:e>
-              <m:r>
-                <m:t>y</m:t>
-              </m:r>
-            </m:e>
-            <m:lim>
-              <m:r>
-                <m:rPr>
-                  <m:sty m:val="p"/>
-                </m:rPr>
-                <m:t>∼</m:t>
-              </m:r>
-            </m:lim>
-          </m:limLow>
-          <m:r>
-            <m:rPr>
-              <m:sty m:val="p"/>
-            </m:rPr>
-            <m:t>)</m:t>
-          </m:r>
-          <m:limUpp>
-            <m:e>
-              <m:r>
-                <m:rPr>
-                  <m:sty m:val="p"/>
-                </m:rPr>
-                <m:t>=</m:t>
-              </m:r>
-            </m:e>
-            <m:lim>
-              <m:r>
-                <m:rPr>
-                  <m:nor/>
-                  <m:sty m:val="p"/>
-                </m:rPr>
-                <m:t>def</m:t>
-              </m:r>
-            </m:lim>
-          </m:limUpp>
-          <m:nary>
-            <m:naryPr>
-              <m:chr m:val="∑"/>
-              <m:limLoc m:val="undOvr"/>
-              <m:subHide m:val="off"/>
-              <m:supHide m:val="off"/>
-            </m:naryPr>
-            <m:sub>
-              <m:r>
-                <m:t>k</m:t>
-              </m:r>
-              <m:r>
-                <m:rPr>
-                  <m:sty m:val="p"/>
-                </m:rPr>
-                <m:t>=</m:t>
-              </m:r>
-              <m:r>
-                <m:t>1</m:t>
-              </m:r>
-            </m:sub>
-            <m:sup>
-              <m:r>
-                <m:t>K</m:t>
-              </m:r>
-            </m:sup>
-            <m:e>
-              <m:r>
-                <m:rPr>
-                  <m:sty m:val="p"/>
-                </m:rPr>
-                <m:t>p</m:t>
-              </m:r>
-            </m:e>
-          </m:nary>
-          <m:r>
-            <m:rPr>
-              <m:sty m:val="p"/>
-            </m:rPr>
-            <m:t>(</m:t>
-          </m:r>
-          <m:r>
-            <m:rPr>
-              <m:sty m:val="p"/>
-            </m:rPr>
-            <m:t>Δ</m:t>
-          </m:r>
-          <m:r>
-            <m:rPr>
-              <m:sty m:val="p"/>
-            </m:rPr>
-            <m:t>∣</m:t>
-          </m:r>
-          <m:sSub>
-            <m:e>
-              <m:r>
-                <m:t>M</m:t>
-              </m:r>
-            </m:e>
-            <m:sub>
-              <m:r>
-                <m:t>k</m:t>
-              </m:r>
-            </m:sub>
-          </m:sSub>
-          <m:r>
-            <m:rPr>
-              <m:sty m:val="p"/>
-            </m:rPr>
-            <m:t>,</m:t>
-          </m:r>
-          <m:limLow>
-            <m:e>
-              <m:r>
-                <m:t>y</m:t>
-              </m:r>
-            </m:e>
-            <m:lim>
-              <m:r>
-                <m:rPr>
-                  <m:sty m:val="p"/>
-                </m:rPr>
-                <m:t>∼</m:t>
-              </m:r>
-            </m:lim>
-          </m:limLow>
-          <m:r>
-            <m:rPr>
-              <m:sty m:val="p"/>
-            </m:rPr>
-            <m:t>)</m:t>
-          </m:r>
-          <m:r>
-            <m:t> </m:t>
-          </m:r>
-          <m:r>
-            <m:rPr>
-              <m:sty m:val="p"/>
-            </m:rPr>
-            <m:t>p</m:t>
-          </m:r>
-          <m:r>
-            <m:rPr>
-              <m:sty m:val="p"/>
-            </m:rPr>
-            <m:t>(</m:t>
-          </m:r>
-          <m:sSub>
-            <m:e>
-              <m:r>
-                <m:t>M</m:t>
-              </m:r>
-            </m:e>
-            <m:sub>
-              <m:r>
-                <m:t>k</m:t>
-              </m:r>
-            </m:sub>
-          </m:sSub>
-          <m:r>
-            <m:rPr>
-              <m:sty m:val="p"/>
-            </m:rPr>
-            <m:t>∣</m:t>
-          </m:r>
-          <m:limLow>
-            <m:e>
-              <m:r>
-                <m:t>y</m:t>
-              </m:r>
-            </m:e>
-            <m:lim>
-              <m:r>
-                <m:rPr>
-                  <m:sty m:val="p"/>
-                </m:rPr>
-                <m:t>∼</m:t>
-              </m:r>
-            </m:lim>
-          </m:limLow>
-          <m:r>
-            <m:rPr>
-              <m:sty m:val="p"/>
-            </m:rPr>
-            <m:t>)</m:t>
-          </m:r>
-          <m:r>
-            <m:rPr>
-              <m:sty m:val="p"/>
-            </m:rPr>
-            <m:t>.</m:t>
-          </m:r>
-        </m:oMath>
-      </m:oMathPara>
-    </w:p>
-    <w:p>
-      <w:pPr>
-        <w:pStyle w:val="FirstParagraph"/>
-      </w:pPr>
-      <w:ins w:id="196" w:author="PR Preview" w:date="2026-01-01T00:00:00Z">
-        <w:r>
-          <w:t xml:space="preserve">and marginal likelihoods</w:t>
-        </w:r>
-      </w:ins>
-      <w:ins w:id="197" w:author="PR Preview" w:date="2026-01-01T00:00:00Z">
-        <w:r>
-          <w:t xml:space="preserve"> </w:t>
-        </w:r>
-      </w:ins>
-      <w:ins w:id="198" w:author="PR Preview" w:date="2026-01-01T00:00:00Z">
-        <w:r>
-          <w:t xml:space="preserve">$\operatorname{p}(\mathord{\smash[b]{\underset{\raise.3ex\hbox{$\scriptstyle\sim$}}{y}}\vphantom{y}}\mid M_1) = 0.02$</w:t>
-        </w:r>
-      </w:ins>
-      <w:ins w:id="199" w:author="PR Preview" w:date="2026-01-01T00:00:00Z">
-        <w:r>
-          <w:t xml:space="preserve"> </w:t>
-        </w:r>
-      </w:ins>
-      <w:ins w:id="200" w:author="PR Preview" w:date="2026-01-01T00:00:00Z">
-        <w:r>
-          <w:t xml:space="preserve">and</w:t>
-        </w:r>
-      </w:ins>
-      <w:ins w:id="201" w:author="PR Preview" w:date="2026-01-01T00:00:00Z">
-        <w:r>
-          <w:t xml:space="preserve"> </w:t>
-        </w:r>
-      </w:ins>
-      <w:ins w:id="202" w:author="PR Preview" w:date="2026-01-01T00:00:00Z">
-        <w:r>
-          <w:t xml:space="preserve">$\operatorname{p}(\mathord{\smash[b]{\underset{\raise.3ex\hbox{$\scriptstyle\sim$}}{y}}\vphantom{y}}\mid M_2) = 0.06$</w:t>
-        </w:r>
-      </w:ins>
-      <w:ins w:id="203" w:author="PR Preview" w:date="2026-01-01T00:00:00Z">
-        <w:r>
-          <w:t xml:space="preserve"> </w:t>
-        </w:r>
-      </w:ins>
-      <w:ins w:id="204" w:author="PR Preview" w:date="2026-01-01T00:00:00Z">
-        <w:r>
-          <w:t xml:space="preserve">have posterior probabilities</w:t>
-        </w:r>
-      </w:ins>
-    </w:p>
-    <w:p>
-      <w:pPr>
-        <w:pStyle w:val="BodyText"/>
-      </w:pPr>
-      <w:ins w:id="205" w:author="PR Preview" w:date="2026-01-01T00:00:00Z">
-        <w:r>
-          <w:t xml:space="preserve">$$
-    \begin{aligned}
-      \operatorname{p}(M_1 \mid \mathord{\smash[b]{\underset{\raise.3ex\hbox{$\scriptstyle\sim$}}{y}}\vphantom{y}}) &amp;= 0.01 / (0.01 + 0.03) \\
-      &amp;= 0.25
-    \end{aligned}
-    $$</w:t>
-        </w:r>
-      </w:ins>
-    </w:p>
-    <w:p>
-      <w:pPr>
-        <w:pStyle w:val="FirstParagraph"/>
-      </w:pPr>
-      <w:ins w:id="206" w:author="PR Preview" w:date="2026-01-01T00:00:00Z">
-        <w:r>
-          <w:t xml:space="preserve">and</w:t>
-        </w:r>
-      </w:ins>
-      <w:ins w:id="207" w:author="PR Preview" w:date="2026-01-01T00:00:00Z">
-        <w:r>
-          <w:t xml:space="preserve"> </w:t>
-        </w:r>
-      </w:ins>
-      <w:ins w:id="208" w:author="PR Preview" w:date="2026-01-01T00:00:00Z">
-        <w:r>
-          <w:t xml:space="preserve">$\operatorname{p}(M_2 \mid \mathord{\smash[b]{\underset{\raise.3ex\hbox{$\scriptstyle\sim$}}{y}}\vphantom{y}}) = 0.75$</w:t>
-        </w:r>
-      </w:ins>
-      <w:ins w:id="209" w:author="PR Preview" w:date="2026-01-01T00:00:00Z">
-        <w:r>
-          <w:t xml:space="preserve">.</w:t>
-        </w:r>
-      </w:ins>
-    </w:p>
-    <w:bookmarkEnd w:id="33"/>
-    <w:bookmarkStart w:id="34" w:name="def-bma"/>
-    <w:p>
-      <w:pPr>
-        <w:pStyle w:val="BodyText"/>
-      </w:pPr>
-      <w:ins w:id="210" w:author="PR Preview" w:date="2026-01-01T00:00:00Z">
-        <w:r>
-          <w:rPr>
-            <w:b/>
-            <w:bCs/>
-          </w:rPr>
-          <w:t xml:space="preserve">Definition 2 (Bayesian model averaging)</w:t>
-        </w:r>
-      </w:ins>
-      <w:ins w:id="211" w:author="PR Preview" w:date="2026-01-01T00:00:00Z">
-        <w:r>
-          <w:t xml:space="preserve"> </w:t>
-        </w:r>
-      </w:ins>
-      <w:ins w:id="212" w:author="PR Preview" w:date="2026-01-01T00:00:00Z">
-        <w:r>
-          <w:t xml:space="preserve">With the</w:t>
-        </w:r>
-      </w:ins>
-      <w:ins w:id="213" w:author="PR Preview" w:date="2026-01-01T00:00:00Z">
-        <w:r>
-          <w:t xml:space="preserve"> </w:t>
-        </w:r>
-      </w:ins>
-      <w:hyperlink w:anchor="def-posterior-model-probability">
-        <w:ins w:id="214" w:author="PR Preview" w:date="2026-01-01T00:00:00Z">
-          <w:r>
-            <w:rPr>
-              <w:rStyle w:val="Hyperlink"/>
-            </w:rPr>
-            <w:t xml:space="preserve">posterior model probabilities</w:t>
-          </w:r>
-        </w:ins>
-      </w:hyperlink>
-      <w:ins w:id="215" w:author="PR Preview" w:date="2026-01-01T00:00:00Z">
-        <w:r>
-          <w:t xml:space="preserve"> </w:t>
-        </w:r>
-      </w:ins>
-      <w:ins w:id="216" w:author="PR Preview" w:date="2026-01-01T00:00:00Z">
-        <w:r>
-          <w:t xml:space="preserve">$\operatorname{p}(M_k \mid \mathord{\smash[b]{\underset{\raise.3ex\hbox{$\scriptstyle\sim$}}{y}}\vphantom{y}})$</w:t>
-        </w:r>
-      </w:ins>
-      <w:ins w:id="217" w:author="PR Preview" w:date="2026-01-01T00:00:00Z">
-        <w:r>
-          <w:t xml:space="preserve"> </w:t>
-        </w:r>
-      </w:ins>
-      <w:ins w:id="218" w:author="PR Preview" w:date="2026-01-01T00:00:00Z">
-        <w:r>
-          <w:t xml:space="preserve">of candidate models</w:t>
-        </w:r>
-      </w:ins>
-      <w:ins w:id="219" w:author="PR Preview" w:date="2026-01-01T00:00:00Z">
-        <w:r>
-          <w:t xml:space="preserve"> </w:t>
-        </w:r>
-      </w:ins>
-      <m:oMath>
-        <m:sSub>
-          <m:e>
-            <m:r>
-              <m:t>M</m:t>
-            </m:r>
-          </m:e>
-          <m:sub>
-            <m:r>
-              <m:t>1</m:t>
-            </m:r>
-          </m:sub>
-        </m:sSub>
-        <m:r>
-          <m:rPr>
-            <m:sty m:val="p"/>
-          </m:rPr>
-          <m:t>,</m:t>
-        </m:r>
-        <m:r>
-          <m:rPr>
-            <m:sty m:val="p"/>
-          </m:rPr>
-          <m:t>…</m:t>
-        </m:r>
-        <m:r>
-          <m:rPr>
-            <m:sty m:val="p"/>
-          </m:rPr>
-          <m:t>,</m:t>
-        </m:r>
-        <m:sSub>
-          <m:e>
-            <m:r>
-              <m:t>M</m:t>
-            </m:r>
-          </m:e>
-          <m:sub>
-            <m:r>
-              <m:t>K</m:t>
-            </m:r>
-          </m:sub>
-        </m:sSub>
-      </m:oMath>
-      <w:ins w:id="220" w:author="PR Preview" w:date="2026-01-01T00:00:00Z">
-        <w:r>
-          <w:t xml:space="preserve">,</w:t>
-        </w:r>
-      </w:ins>
-      <w:ins w:id="221" w:author="PR Preview" w:date="2026-01-01T00:00:00Z">
-        <w:r>
-          <w:t xml:space="preserve"> </w:t>
-        </w:r>
-      </w:ins>
-      <w:ins w:id="222" w:author="PR Preview" w:date="2026-01-01T00:00:00Z">
-        <w:r>
-          <w:rPr>
-            <w:b/>
-            <w:bCs/>
-          </w:rPr>
-          <w:t xml:space="preserve">Bayesian model averaging</w:t>
-        </w:r>
-      </w:ins>
-      <w:ins w:id="223" w:author="PR Preview" w:date="2026-01-01T00:00:00Z">
-        <w:r>
-          <w:t xml:space="preserve"> </w:t>
-        </w:r>
-      </w:ins>
-      <w:ins w:id="224" w:author="PR Preview" w:date="2026-01-01T00:00:00Z">
-        <w:r>
-          <w:t xml:space="preserve">estimates a quantity</w:t>
-        </w:r>
-      </w:ins>
-      <w:ins w:id="225" w:author="PR Preview" w:date="2026-01-01T00:00:00Z">
-        <w:r>
-          <w:t xml:space="preserve"> </w:t>
-        </w:r>
-      </w:ins>
-      <m:oMath>
-        <m:r>
-          <m:rPr>
-            <m:sty m:val="p"/>
-          </m:rPr>
-          <m:t>Δ</m:t>
-        </m:r>
-      </m:oMath>
-      <w:ins w:id="226" w:author="PR Preview" w:date="2026-01-01T00:00:00Z">
-        <w:r>
-          <w:t xml:space="preserve"> </w:t>
-        </w:r>
-      </w:ins>
-      <w:ins w:id="227" w:author="PR Preview" w:date="2026-01-01T00:00:00Z">
-        <w:r>
-          <w:t xml:space="preserve">that has the same meaning in every model</w:t>
-        </w:r>
-      </w:ins>
-      <w:ins w:id="228" w:author="PR Preview" w:date="2026-01-01T00:00:00Z">
-        <w:r>
-          <w:t xml:space="preserve"> </w:t>
-        </w:r>
-      </w:ins>
-      <w:ins w:id="229" w:author="PR Preview" w:date="2026-01-01T00:00:00Z">
-        <w:r>
-          <w:t xml:space="preserve">by its posterior distribution averaged over the models:</w:t>
-        </w:r>
-      </w:ins>
-    </w:p>
-    <w:p>
-      <w:pPr>
-        <w:pStyle w:val="BodyText"/>
-      </w:pPr>
-      <w:ins w:id="230" w:author="PR Preview" w:date="2026-01-01T00:00:00Z">
-        <w:r>
-          <w:t xml:space="preserve">$$
+      <w:r>
+        <w:t xml:space="preserve">$$
     \operatorname{p}(\Delta\mid \mathord{\smash[b]{\underset{\raise.3ex\hbox{$\scriptstyle\sim$}}{y}}\vphantom{y}}) \stackrel{\text{def}}{=}\sum_{k=1}^{K} \operatorname{p}(\Delta\mid M_k, \mathord{\smash[b]{\underset{\raise.3ex\hbox{$\scriptstyle\sim$}}{y}}\vphantom{y}})\, \operatorname{p}(M_k \mid \mathord{\smash[b]{\underset{\raise.3ex\hbox{$\scriptstyle\sim$}}{y}}\vphantom{y}}).
     $$</w:t>
-        </w:r>
-      </w:ins>
+      </w:r>
     </w:p>
     <w:bookmarkEnd w:id="34"/>
     <w:bookmarkStart w:id="35" w:name="def-pip"/>
@@ -13214,243 +11000,12 @@
       <w:pPr>
         <w:pStyle w:val="BodyText"/>
       </w:pPr>
-      <m:oMathPara>
-        <m:oMathParaPr>
-          <m:jc m:val="center"/>
-        </m:oMathParaPr>
-        <m:oMath>
-          <m:r>
-            <m:rPr>
-              <m:sty m:val="p"/>
-            </m:rPr>
-            <m:t>p</m:t>
-          </m:r>
-          <m:r>
-            <m:rPr>
-              <m:sty m:val="p"/>
-            </m:rPr>
-            <m:t>(</m:t>
-          </m:r>
-          <m:sSub>
-            <m:e>
-              <m:r>
-                <m:t>M</m:t>
-              </m:r>
-            </m:e>
-            <m:sub>
-              <m:r>
-                <m:t>k</m:t>
-              </m:r>
-            </m:sub>
-          </m:sSub>
-          <m:r>
-            <m:rPr>
-              <m:sty m:val="p"/>
-            </m:rPr>
-            <m:t>∣</m:t>
-          </m:r>
-          <m:limLow>
-            <m:e>
-              <m:r>
-                <m:t>y</m:t>
-              </m:r>
-            </m:e>
-            <m:lim>
-              <m:r>
-                <m:rPr>
-                  <m:sty m:val="p"/>
-                </m:rPr>
-                <m:t>∼</m:t>
-              </m:r>
-            </m:lim>
-          </m:limLow>
-          <m:r>
-            <m:rPr>
-              <m:sty m:val="p"/>
-            </m:rPr>
-            <m:t>)</m:t>
-          </m:r>
-          <m:r>
-            <m:rPr>
-              <m:sty m:val="p"/>
-            </m:rPr>
-            <m:t>≈</m:t>
-          </m:r>
-          <m:f>
-            <m:fPr>
-              <m:type m:val="bar"/>
-            </m:fPr>
-            <m:num>
-              <m:r>
-                <m:rPr>
-                  <m:sty m:val="p"/>
-                </m:rPr>
-                <m:t>exp</m:t>
-              </m:r>
-              <m:r>
-                <m:t>​</m:t>
-              </m:r>
-              <m:d>
-                <m:dPr>
-                  <m:begChr m:val="{"/>
-                  <m:sepChr m:val=""/>
-                  <m:endChr m:val="}"/>
-                  <m:grow/>
-                </m:dPr>
-                <m:e>
-                  <m:r>
-                    <m:rPr>
-                      <m:sty m:val="p"/>
-                    </m:rPr>
-                    <m:t>−</m:t>
-                  </m:r>
-                  <m:f>
-                    <m:fPr>
-                      <m:type m:val="lin"/>
-                    </m:fPr>
-                    <m:num>
-                      <m:r>
-                        <m:t>1</m:t>
-                      </m:r>
-                    </m:num>
-                    <m:den>
-                      <m:r>
-                        <m:t>2</m:t>
-                      </m:r>
-                    </m:den>
-                  </m:f>
-                  <m:sSub>
-                    <m:e>
-                      <m:r>
-                        <m:rPr>
-                          <m:sty m:val="p"/>
-                        </m:rPr>
-                        <m:t>BIC</m:t>
-                      </m:r>
-                    </m:e>
-                    <m:sub>
-                      <m:r>
-                        <m:t>k</m:t>
-                      </m:r>
-                    </m:sub>
-                  </m:sSub>
-                </m:e>
-              </m:d>
-              <m:r>
-                <m:t>​</m:t>
-              </m:r>
-            </m:num>
-            <m:den>
-              <m:nary>
-                <m:naryPr>
-                  <m:chr m:val="∑"/>
-                  <m:limLoc m:val="undOvr"/>
-                  <m:subHide m:val="off"/>
-                  <m:supHide m:val="off"/>
-                </m:naryPr>
-                <m:sub>
-                  <m:r>
-                    <m:t>l</m:t>
-                  </m:r>
-                  <m:r>
-                    <m:rPr>
-                      <m:sty m:val="p"/>
-                    </m:rPr>
-                    <m:t>=</m:t>
-                  </m:r>
-                  <m:r>
-                    <m:t>1</m:t>
-                  </m:r>
-                </m:sub>
-                <m:sup>
-                  <m:r>
-                    <m:t>K</m:t>
-                  </m:r>
-                </m:sup>
-                <m:e>
-                  <m:r>
-                    <m:rPr>
-                      <m:sty m:val="p"/>
-                    </m:rPr>
-                    <m:t>exp</m:t>
-                  </m:r>
-                </m:e>
-              </m:nary>
-              <m:r>
-                <m:t>​</m:t>
-              </m:r>
-              <m:d>
-                <m:dPr>
-                  <m:begChr m:val="{"/>
-                  <m:sepChr m:val=""/>
-                  <m:endChr m:val="}"/>
-                  <m:grow/>
-                </m:dPr>
-                <m:e>
-                  <m:r>
-                    <m:rPr>
-                      <m:sty m:val="p"/>
-                    </m:rPr>
-                    <m:t>−</m:t>
-                  </m:r>
-                  <m:f>
-                    <m:fPr>
-                      <m:type m:val="lin"/>
-                    </m:fPr>
-                    <m:num>
-                      <m:r>
-                        <m:t>1</m:t>
-                      </m:r>
-                    </m:num>
-                    <m:den>
-                      <m:r>
-                        <m:t>2</m:t>
-                      </m:r>
-                    </m:den>
-                  </m:f>
-                  <m:sSub>
-                    <m:e>
-                      <m:r>
-                        <m:rPr>
-                          <m:sty m:val="p"/>
-                        </m:rPr>
-                        <m:t>BIC</m:t>
-                      </m:r>
-                    </m:e>
-                    <m:sub>
-                      <m:r>
-                        <m:t>l</m:t>
-                      </m:r>
-                    </m:sub>
-                  </m:sSub>
-                </m:e>
-              </m:d>
-              <m:r>
-                <m:t>​</m:t>
-              </m:r>
-            </m:den>
-          </m:f>
-          <m:r>
-            <m:rPr>
-              <m:sty m:val="p"/>
-            </m:rPr>
-            <m:t>.</m:t>
-          </m:r>
-        </m:oMath>
-      </m:oMathPara>
-    </w:p>
-    <w:p>
-      <w:pPr>
-        <w:pStyle w:val="BodyText"/>
-      </w:pPr>
-      <w:ins w:id="231" w:author="PR Preview" w:date="2026-01-01T00:00:00Z">
-        <w:r>
-          <w:t xml:space="preserve">$$
+      <w:r>
+        <w:t xml:space="preserve">$$
     \operatorname{p}(M_k \mid \mathord{\smash[b]{\underset{\raise.3ex\hbox{$\scriptstyle\sim$}}{y}}\vphantom{y}}) \approx
     \frac{\operatorname{exp}\mathopen{}\left\{-\tfrac{1}{2}\operatorname{BIC}_k\right\}\mathclose{}}{\sum_{l=1}^{K} \operatorname{exp}\mathopen{}\left\{-\tfrac{1}{2}\operatorname{BIC}_l\right\}\mathclose{}}.
     $$</w:t>
-        </w:r>
-      </w:ins>
+      </w:r>
     </w:p>
     <w:p>
       <w:pPr>

--- a/pr-preview/pr-268/bayesian-examples-handout-tracked-changes.docx
+++ b/pr-preview/pr-268/bayesian-examples-handout-tracked-changes.docx
@@ -26,7 +26,7 @@
       </w:pPr>
       <w:ins w:id="2" w:author="PR Preview" w:date="2026-01-01T00:00:00Z">
         <w:r>
-          <w:t xml:space="preserve">Last modified: 2026-10-16 22:26:41 (PDT)</w:t>
+          <w:t xml:space="preserve">Last modified: 2026-10-16 23:34:43 (PDT)</w:t>
         </w:r>
       </w:ins>
     </w:p>
